--- a/PPAFE/16 GUIAS DE USUARIO/Participaciones y Aportaciones Federales y Estatales - Federales Montos.docx
+++ b/PPAFE/16 GUIAS DE USUARIO/Participaciones y Aportaciones Federales y Estatales - Federales Montos.docx
@@ -123,7 +123,7 @@
           <w:lang w:val="es-MX" w:eastAsia="es-MX"/>
         </w:rPr>
         <w:drawing>
-          <wp:anchor distT="0" distB="0" distL="114300" distR="114300" simplePos="0" relativeHeight="251805696" behindDoc="0" locked="0" layoutInCell="1" allowOverlap="1" wp14:anchorId="6F593B06" wp14:editId="4768A993">
+          <wp:anchor distT="0" distB="0" distL="114300" distR="114300" simplePos="0" relativeHeight="251805696" behindDoc="0" locked="0" layoutInCell="1" allowOverlap="1" wp14:anchorId="6F593B06" wp14:editId="791F313A">
             <wp:simplePos x="0" y="0"/>
             <wp:positionH relativeFrom="margin">
               <wp:posOffset>673617</wp:posOffset>
@@ -1200,7 +1200,7 @@
             </w:rPr>
             <w:fldChar w:fldCharType="separate"/>
           </w:r>
-          <w:hyperlink w:anchor="_Toc198807316" w:history="1">
+          <w:hyperlink w:anchor="_Toc213340168" w:history="1">
             <w:r>
               <w:rPr>
                 <w:rStyle w:val="Hyperlink"/>
@@ -1223,7 +1223,7 @@
               <w:rPr>
                 <w:webHidden/>
               </w:rPr>
-              <w:instrText xml:space="preserve"> PAGEREF _Toc198807316 \h </w:instrText>
+              <w:instrText xml:space="preserve"> PAGEREF _Toc213340168 \h </w:instrText>
             </w:r>
             <w:r>
               <w:rPr>
@@ -1262,7 +1262,7 @@
               <w14:ligatures w14:val="standardContextual"/>
             </w:rPr>
           </w:pPr>
-          <w:hyperlink w:anchor="_Toc198807317" w:history="1">
+          <w:hyperlink w:anchor="_Toc213340169" w:history="1">
             <w:r>
               <w:rPr>
                 <w:rStyle w:val="Hyperlink"/>
@@ -1285,7 +1285,7 @@
               <w:rPr>
                 <w:webHidden/>
               </w:rPr>
-              <w:instrText xml:space="preserve"> PAGEREF _Toc198807317 \h </w:instrText>
+              <w:instrText xml:space="preserve"> PAGEREF _Toc213340169 \h </w:instrText>
             </w:r>
             <w:r>
               <w:rPr>
@@ -1324,7 +1324,7 @@
               <w14:ligatures w14:val="standardContextual"/>
             </w:rPr>
           </w:pPr>
-          <w:hyperlink w:anchor="_Toc198807318" w:history="1">
+          <w:hyperlink w:anchor="_Toc213340170" w:history="1">
             <w:r>
               <w:rPr>
                 <w:rStyle w:val="Hyperlink"/>
@@ -1347,7 +1347,7 @@
               <w:rPr>
                 <w:webHidden/>
               </w:rPr>
-              <w:instrText xml:space="preserve"> PAGEREF _Toc198807318 \h </w:instrText>
+              <w:instrText xml:space="preserve"> PAGEREF _Toc213340170 \h </w:instrText>
             </w:r>
             <w:r>
               <w:rPr>
@@ -1386,13 +1386,13 @@
               <w14:ligatures w14:val="standardContextual"/>
             </w:rPr>
           </w:pPr>
-          <w:hyperlink w:anchor="_Toc198807319" w:history="1">
+          <w:hyperlink w:anchor="_Toc213340171" w:history="1">
             <w:r>
               <w:rPr>
                 <w:rStyle w:val="Hyperlink"/>
                 <w:bCs/>
               </w:rPr>
-              <w:t>PARTICIPACIONES FEDERALES MONTOS (PPAFE)</w:t>
+              <w:t>PARTICIPACIONES FEDERALES MONTOS</w:t>
             </w:r>
             <w:r>
               <w:rPr>
@@ -1410,7 +1410,7 @@
               <w:rPr>
                 <w:webHidden/>
               </w:rPr>
-              <w:instrText xml:space="preserve"> PAGEREF _Toc198807319 \h </w:instrText>
+              <w:instrText xml:space="preserve"> PAGEREF _Toc213340171 \h </w:instrText>
             </w:r>
             <w:r>
               <w:rPr>
@@ -1449,12 +1449,13 @@
               <w14:ligatures w14:val="standardContextual"/>
             </w:rPr>
           </w:pPr>
-          <w:hyperlink w:anchor="_Toc198807320" w:history="1">
+          <w:hyperlink w:anchor="_Toc213340172" w:history="1">
             <w:r>
               <w:rPr>
                 <w:rStyle w:val="Hyperlink"/>
-              </w:rPr>
-              <w:t>1.- Selección de Participaciones Federales Montos</w:t>
+                <w:bCs/>
+              </w:rPr>
+              <w:t>(PPAFE)</w:t>
             </w:r>
             <w:r>
               <w:rPr>
@@ -1472,7 +1473,7 @@
               <w:rPr>
                 <w:webHidden/>
               </w:rPr>
-              <w:instrText xml:space="preserve"> PAGEREF _Toc198807320 \h </w:instrText>
+              <w:instrText xml:space="preserve"> PAGEREF _Toc213340172 \h </w:instrText>
             </w:r>
             <w:r>
               <w:rPr>
@@ -1489,7 +1490,7 @@
               <w:rPr>
                 <w:webHidden/>
               </w:rPr>
-              <w:t>5</w:t>
+              <w:t>4</w:t>
             </w:r>
             <w:r>
               <w:rPr>
@@ -1511,12 +1512,12 @@
               <w14:ligatures w14:val="standardContextual"/>
             </w:rPr>
           </w:pPr>
-          <w:hyperlink w:anchor="_Toc198807321" w:history="1">
+          <w:hyperlink w:anchor="_Toc213340173" w:history="1">
             <w:r>
               <w:rPr>
                 <w:rStyle w:val="Hyperlink"/>
               </w:rPr>
-              <w:t>2.- El “Usuario Capturador” podrá crear un nuevo registro de Participaciones Federales Montos</w:t>
+              <w:t>1.- Selección de Participaciones Federales Montos</w:t>
             </w:r>
             <w:r>
               <w:rPr>
@@ -1534,7 +1535,7 @@
               <w:rPr>
                 <w:webHidden/>
               </w:rPr>
-              <w:instrText xml:space="preserve"> PAGEREF _Toc198807321 \h </w:instrText>
+              <w:instrText xml:space="preserve"> PAGEREF _Toc213340173 \h </w:instrText>
             </w:r>
             <w:r>
               <w:rPr>
@@ -1551,7 +1552,7 @@
               <w:rPr>
                 <w:webHidden/>
               </w:rPr>
-              <w:t>6</w:t>
+              <w:t>5</w:t>
             </w:r>
             <w:r>
               <w:rPr>
@@ -1573,12 +1574,12 @@
               <w14:ligatures w14:val="standardContextual"/>
             </w:rPr>
           </w:pPr>
-          <w:hyperlink w:anchor="_Toc198807322" w:history="1">
+          <w:hyperlink w:anchor="_Toc213340174" w:history="1">
             <w:r>
               <w:rPr>
                 <w:rStyle w:val="Hyperlink"/>
               </w:rPr>
-              <w:t>3.- El “Usuario Revisor” podrá revisar los datos registrados para avanzar en el proceso</w:t>
+              <w:t>2.- El “Usuario Capturador” podrá crear un nuevo registro de Participaciones Federales Montos</w:t>
             </w:r>
             <w:r>
               <w:rPr>
@@ -1596,7 +1597,7 @@
               <w:rPr>
                 <w:webHidden/>
               </w:rPr>
-              <w:instrText xml:space="preserve"> PAGEREF _Toc198807322 \h </w:instrText>
+              <w:instrText xml:space="preserve"> PAGEREF _Toc213340174 \h </w:instrText>
             </w:r>
             <w:r>
               <w:rPr>
@@ -1613,7 +1614,7 @@
               <w:rPr>
                 <w:webHidden/>
               </w:rPr>
-              <w:t>9</w:t>
+              <w:t>6</w:t>
             </w:r>
             <w:r>
               <w:rPr>
@@ -1635,12 +1636,12 @@
               <w14:ligatures w14:val="standardContextual"/>
             </w:rPr>
           </w:pPr>
-          <w:hyperlink w:anchor="_Toc198807323" w:history="1">
+          <w:hyperlink w:anchor="_Toc213340175" w:history="1">
             <w:r>
               <w:rPr>
                 <w:rStyle w:val="Hyperlink"/>
               </w:rPr>
-              <w:t>4.- El “Usuario Validador o Administrador” podrá validar los datos registrados para publicar la información</w:t>
+              <w:t>3.- El “Usuario Revisor” podrá revisar los datos registrados para avanzar en el proceso</w:t>
             </w:r>
             <w:r>
               <w:rPr>
@@ -1658,7 +1659,7 @@
               <w:rPr>
                 <w:webHidden/>
               </w:rPr>
-              <w:instrText xml:space="preserve"> PAGEREF _Toc198807323 \h </w:instrText>
+              <w:instrText xml:space="preserve"> PAGEREF _Toc213340175 \h </w:instrText>
             </w:r>
             <w:r>
               <w:rPr>
@@ -1675,7 +1676,7 @@
               <w:rPr>
                 <w:webHidden/>
               </w:rPr>
-              <w:t>11</w:t>
+              <w:t>9</w:t>
             </w:r>
             <w:r>
               <w:rPr>
@@ -1697,12 +1698,12 @@
               <w14:ligatures w14:val="standardContextual"/>
             </w:rPr>
           </w:pPr>
-          <w:hyperlink w:anchor="_Toc198807324" w:history="1">
+          <w:hyperlink w:anchor="_Toc213340176" w:history="1">
             <w:r>
               <w:rPr>
                 <w:rStyle w:val="Hyperlink"/>
               </w:rPr>
-              <w:t>5.- Consulta de estatus</w:t>
+              <w:t>4.- El “Usuario Validador o Administrador” podrá validar los datos registrados para publicar la información</w:t>
             </w:r>
             <w:r>
               <w:rPr>
@@ -1720,7 +1721,7 @@
               <w:rPr>
                 <w:webHidden/>
               </w:rPr>
-              <w:instrText xml:space="preserve"> PAGEREF _Toc198807324 \h </w:instrText>
+              <w:instrText xml:space="preserve"> PAGEREF _Toc213340176 \h </w:instrText>
             </w:r>
             <w:r>
               <w:rPr>
@@ -1737,7 +1738,131 @@
               <w:rPr>
                 <w:webHidden/>
               </w:rPr>
+              <w:t>11</w:t>
+            </w:r>
+            <w:r>
+              <w:rPr>
+                <w:webHidden/>
+              </w:rPr>
+              <w:fldChar w:fldCharType="end"/>
+            </w:r>
+          </w:hyperlink>
+        </w:p>
+        <w:p>
+          <w:pPr>
+            <w:pStyle w:val="TOC1"/>
+            <w:rPr>
+              <w:rFonts w:eastAsiaTheme="minorEastAsia" w:cstheme="minorBidi"/>
+              <w:kern w:val="2"/>
+              <w:sz w:val="24"/>
+              <w:szCs w:val="24"/>
+              <w:lang w:val="en-MX"/>
+              <w14:ligatures w14:val="standardContextual"/>
+            </w:rPr>
+          </w:pPr>
+          <w:hyperlink w:anchor="_Toc213340177" w:history="1">
+            <w:r>
+              <w:rPr>
+                <w:rStyle w:val="Hyperlink"/>
+              </w:rPr>
+              <w:t>5.- Para eliminar los datos registrados de Participaciones Federales - Montos</w:t>
+            </w:r>
+            <w:r>
+              <w:rPr>
+                <w:webHidden/>
+              </w:rPr>
+              <w:tab/>
+            </w:r>
+            <w:r>
+              <w:rPr>
+                <w:webHidden/>
+              </w:rPr>
+              <w:fldChar w:fldCharType="begin"/>
+            </w:r>
+            <w:r>
+              <w:rPr>
+                <w:webHidden/>
+              </w:rPr>
+              <w:instrText xml:space="preserve"> PAGEREF _Toc213340177 \h </w:instrText>
+            </w:r>
+            <w:r>
+              <w:rPr>
+                <w:webHidden/>
+              </w:rPr>
+            </w:r>
+            <w:r>
+              <w:rPr>
+                <w:webHidden/>
+              </w:rPr>
+              <w:fldChar w:fldCharType="separate"/>
+            </w:r>
+            <w:r>
+              <w:rPr>
+                <w:webHidden/>
+              </w:rPr>
               <w:t>13</w:t>
+            </w:r>
+            <w:r>
+              <w:rPr>
+                <w:webHidden/>
+              </w:rPr>
+              <w:fldChar w:fldCharType="end"/>
+            </w:r>
+          </w:hyperlink>
+        </w:p>
+        <w:p>
+          <w:pPr>
+            <w:pStyle w:val="TOC1"/>
+            <w:rPr>
+              <w:rFonts w:eastAsiaTheme="minorEastAsia" w:cstheme="minorBidi"/>
+              <w:kern w:val="2"/>
+              <w:sz w:val="24"/>
+              <w:szCs w:val="24"/>
+              <w:lang w:val="en-MX"/>
+              <w14:ligatures w14:val="standardContextual"/>
+            </w:rPr>
+          </w:pPr>
+          <w:hyperlink w:anchor="_Toc213340178" w:history="1">
+            <w:r>
+              <w:rPr>
+                <w:rStyle w:val="Hyperlink"/>
+              </w:rPr>
+              <w:t>6.- Consulta de estatus</w:t>
+            </w:r>
+            <w:r>
+              <w:rPr>
+                <w:webHidden/>
+              </w:rPr>
+              <w:tab/>
+            </w:r>
+            <w:r>
+              <w:rPr>
+                <w:webHidden/>
+              </w:rPr>
+              <w:fldChar w:fldCharType="begin"/>
+            </w:r>
+            <w:r>
+              <w:rPr>
+                <w:webHidden/>
+              </w:rPr>
+              <w:instrText xml:space="preserve"> PAGEREF _Toc213340178 \h </w:instrText>
+            </w:r>
+            <w:r>
+              <w:rPr>
+                <w:webHidden/>
+              </w:rPr>
+            </w:r>
+            <w:r>
+              <w:rPr>
+                <w:webHidden/>
+              </w:rPr>
+              <w:fldChar w:fldCharType="separate"/>
+            </w:r>
+            <w:r>
+              <w:rPr>
+                <w:webHidden/>
+              </w:rPr>
+              <w:t>15</w:t>
             </w:r>
             <w:r>
               <w:rPr>
@@ -1875,7 +2000,6 @@
           <w:noProof/>
           <w:lang w:val="es-MX" w:eastAsia="es-MX"/>
         </w:rPr>
-        <w:lastRenderedPageBreak/>
         <mc:AlternateContent>
           <mc:Choice Requires="wps">
             <w:drawing>
@@ -2224,16 +2348,7 @@
                           <w:szCs w:val="24"/>
                           <w:lang w:val="es-MX"/>
                         </w:rPr>
-                        <w:t xml:space="preserve">las Participaciones Federales de Montos que son los recursos enviados por el Gobierno Federal </w:t>
-                      </w:r>
-                      <w:r>
-                        <w:rPr>
-                          <w:rFonts w:ascii="Arial" w:hAnsi="Arial" w:cs="Arial"/>
-                          <w:sz w:val="24"/>
-                          <w:szCs w:val="24"/>
-                          <w:lang w:val="es-MX"/>
-                        </w:rPr>
-                        <w:t>a</w:t>
+                        <w:t>las Participaciones Federales de Montos que son los recursos enviados por el Gobierno Federal a</w:t>
                       </w:r>
                       <w:r>
                         <w:rPr>
@@ -2493,7 +2608,7 @@
         </w:rPr>
       </w:pPr>
       <w:bookmarkStart w:id="0" w:name="_Toc123297018"/>
-      <w:bookmarkStart w:id="1" w:name="_Toc198807316"/>
+      <w:bookmarkStart w:id="1" w:name="_Toc213340168"/>
       <w:r>
         <w:rPr>
           <w:rFonts w:cs="Arial"/>
@@ -2652,7 +2767,7 @@
         </w:rPr>
       </w:pPr>
       <w:bookmarkStart w:id="2" w:name="_Toc123297019"/>
-      <w:bookmarkStart w:id="3" w:name="_Toc198807317"/>
+      <w:bookmarkStart w:id="3" w:name="_Toc213340169"/>
       <w:r>
         <w:rPr>
           <w:rFonts w:cs="Arial"/>
@@ -2808,7 +2923,7 @@
         </w:rPr>
       </w:pPr>
       <w:bookmarkStart w:id="4" w:name="_Toc123297020"/>
-      <w:bookmarkStart w:id="5" w:name="_Toc198807318"/>
+      <w:bookmarkStart w:id="5" w:name="_Toc213340170"/>
       <w:r>
         <w:rPr>
           <w:rFonts w:cs="Arial"/>
@@ -3025,7 +3140,7 @@
           <w:szCs w:val="44"/>
         </w:rPr>
       </w:pPr>
-      <w:bookmarkStart w:id="6" w:name="_Toc198807319"/>
+      <w:bookmarkStart w:id="6" w:name="_Toc213340171"/>
       <w:r>
         <w:rPr>
           <w:rFonts w:cs="Arial"/>
@@ -3048,6 +3163,7 @@
         </w:rPr>
         <w:t>MONTOS</w:t>
       </w:r>
+      <w:bookmarkEnd w:id="6"/>
       <w:r>
         <w:rPr>
           <w:rFonts w:cs="Arial"/>
@@ -3073,6 +3189,7 @@
           <w:szCs w:val="44"/>
         </w:rPr>
       </w:pPr>
+      <w:bookmarkStart w:id="7" w:name="_Toc213340172"/>
       <w:r>
         <w:rPr>
           <w:rFonts w:cs="Arial"/>
@@ -3106,7 +3223,7 @@
         </w:rPr>
         <w:t>)</w:t>
       </w:r>
-      <w:bookmarkEnd w:id="6"/>
+      <w:bookmarkEnd w:id="7"/>
     </w:p>
     <w:p>
       <w:pPr>
@@ -3251,20 +3368,19 @@
           <w:color w:val="auto"/>
         </w:rPr>
       </w:pPr>
-      <w:bookmarkStart w:id="7" w:name="_Toc123565162"/>
-      <w:bookmarkStart w:id="8" w:name="_Toc124341669"/>
-      <w:bookmarkStart w:id="9" w:name="_Toc198807320"/>
+      <w:bookmarkStart w:id="8" w:name="_Toc123565162"/>
+      <w:bookmarkStart w:id="9" w:name="_Toc124341669"/>
+      <w:bookmarkStart w:id="10" w:name="_Toc213340173"/>
       <w:r>
         <w:rPr>
           <w:rFonts w:cs="Arial"/>
           <w:b w:val="0"/>
           <w:color w:val="auto"/>
         </w:rPr>
-        <w:lastRenderedPageBreak/>
         <w:t xml:space="preserve">1.- Selección de </w:t>
       </w:r>
-      <w:bookmarkEnd w:id="7"/>
       <w:bookmarkEnd w:id="8"/>
+      <w:bookmarkEnd w:id="9"/>
       <w:r>
         <w:rPr>
           <w:rFonts w:cs="Arial"/>
@@ -3273,7 +3389,7 @@
         </w:rPr>
         <w:t>Participaciones Federales Montos</w:t>
       </w:r>
-      <w:bookmarkEnd w:id="9"/>
+      <w:bookmarkEnd w:id="10"/>
     </w:p>
     <w:p>
       <w:r>
@@ -3825,26 +3941,6 @@
     </w:p>
     <w:p>
       <w:pPr>
-        <w:rPr>
-          <w:rFonts w:ascii="Arial" w:hAnsi="Arial" w:cs="Arial"/>
-          <w:b/>
-          <w:sz w:val="24"/>
-          <w:szCs w:val="24"/>
-        </w:rPr>
-      </w:pPr>
-    </w:p>
-    <w:p>
-      <w:pPr>
-        <w:rPr>
-          <w:rFonts w:ascii="Arial" w:hAnsi="Arial" w:cs="Arial"/>
-          <w:b/>
-          <w:sz w:val="24"/>
-          <w:szCs w:val="24"/>
-        </w:rPr>
-      </w:pPr>
-    </w:p>
-    <w:p>
-      <w:pPr>
         <w:pStyle w:val="Heading1"/>
         <w:spacing w:line="276" w:lineRule="auto"/>
         <w:jc w:val="center"/>
@@ -3854,9 +3950,9 @@
           <w:color w:val="auto"/>
         </w:rPr>
       </w:pPr>
-      <w:bookmarkStart w:id="10" w:name="_Toc123565163"/>
-      <w:bookmarkStart w:id="11" w:name="_Toc124341670"/>
-      <w:bookmarkStart w:id="12" w:name="_Toc198807321"/>
+      <w:bookmarkStart w:id="11" w:name="_Toc123565163"/>
+      <w:bookmarkStart w:id="12" w:name="_Toc124341670"/>
+      <w:bookmarkStart w:id="13" w:name="_Toc213340174"/>
       <w:r>
         <w:rPr>
           <w:rFonts w:cs="Arial"/>
@@ -3882,8 +3978,8 @@
         </w:rPr>
         <w:t xml:space="preserve">rear un nuevo </w:t>
       </w:r>
-      <w:bookmarkEnd w:id="10"/>
       <w:bookmarkEnd w:id="11"/>
+      <w:bookmarkEnd w:id="12"/>
       <w:r>
         <w:rPr>
           <w:rFonts w:cs="Arial"/>
@@ -3900,7 +3996,7 @@
         </w:rPr>
         <w:t xml:space="preserve"> Montos</w:t>
       </w:r>
-      <w:bookmarkEnd w:id="12"/>
+      <w:bookmarkEnd w:id="13"/>
     </w:p>
     <w:p/>
     <w:p>
@@ -3995,13 +4091,13 @@
         <mc:AlternateContent>
           <mc:Choice Requires="wps">
             <w:drawing>
-              <wp:anchor distT="0" distB="0" distL="114300" distR="114300" simplePos="0" relativeHeight="251816960" behindDoc="0" locked="0" layoutInCell="1" allowOverlap="1" wp14:anchorId="44E3B6D9" wp14:editId="2E0D167F">
+              <wp:anchor distT="0" distB="0" distL="114300" distR="114300" simplePos="0" relativeHeight="251816960" behindDoc="0" locked="0" layoutInCell="1" allowOverlap="1" wp14:anchorId="44E3B6D9" wp14:editId="0DD3B343">
                 <wp:simplePos x="0" y="0"/>
                 <wp:positionH relativeFrom="column">
-                  <wp:posOffset>240140</wp:posOffset>
+                  <wp:posOffset>201339</wp:posOffset>
                 </wp:positionH>
                 <wp:positionV relativeFrom="paragraph">
-                  <wp:posOffset>445135</wp:posOffset>
+                  <wp:posOffset>489585</wp:posOffset>
                 </wp:positionV>
                 <wp:extent cx="336550" cy="196850"/>
                 <wp:effectExtent l="12700" t="12700" r="19050" b="19050"/>
@@ -4061,7 +4157,7 @@
           </mc:Choice>
           <mc:Fallback>
             <w:pict>
-              <v:rect w14:anchorId="3E74EDAE" id="Rectángulo 48" o:spid="_x0000_s1026" style="position:absolute;margin-left:18.9pt;margin-top:35.05pt;width:26.5pt;height:15.5pt;flip:y;z-index:251816960;visibility:visible;mso-wrap-style:square;mso-width-percent:0;mso-height-percent:0;mso-wrap-distance-left:9pt;mso-wrap-distance-top:0;mso-wrap-distance-right:9pt;mso-wrap-distance-bottom:0;mso-position-horizontal:absolute;mso-position-horizontal-relative:text;mso-position-vertical:absolute;mso-position-vertical-relative:text;mso-width-percent:0;mso-height-percent:0;mso-width-relative:margin;mso-height-relative:margin;v-text-anchor:middle" o:gfxdata="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" filled="f" strokecolor="red" strokeweight="2.25pt"/>
+              <v:rect w14:anchorId="47AF5049" id="Rectángulo 48" o:spid="_x0000_s1026" style="position:absolute;margin-left:15.85pt;margin-top:38.55pt;width:26.5pt;height:15.5pt;flip:y;z-index:251816960;visibility:visible;mso-wrap-style:square;mso-width-percent:0;mso-height-percent:0;mso-wrap-distance-left:9pt;mso-wrap-distance-top:0;mso-wrap-distance-right:9pt;mso-wrap-distance-bottom:0;mso-position-horizontal:absolute;mso-position-horizontal-relative:text;mso-position-vertical:absolute;mso-position-vertical-relative:text;mso-width-percent:0;mso-height-percent:0;mso-width-relative:margin;mso-height-relative:margin;v-text-anchor:middle" o:gfxdata="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" filled="f" strokecolor="red" strokeweight="2.25pt"/>
             </w:pict>
           </mc:Fallback>
         </mc:AlternateContent>
@@ -4076,13 +4172,16 @@
       </w:r>
       <w:r>
         <w:rPr>
+          <w:rFonts w:ascii="Arial" w:hAnsi="Arial" w:cs="Arial"/>
           <w:noProof/>
+          <w:sz w:val="24"/>
+          <w:szCs w:val="24"/>
         </w:rPr>
         <w:drawing>
-          <wp:inline distT="0" distB="0" distL="0" distR="0" wp14:anchorId="0D3F77CC" wp14:editId="0035F3A6">
-            <wp:extent cx="5040000" cy="2280700"/>
-            <wp:effectExtent l="152400" t="152400" r="332105" b="348615"/>
-            <wp:docPr id="1165312258" name="Imagen 4"/>
+          <wp:inline distT="0" distB="0" distL="0" distR="0" wp14:anchorId="6E66C497" wp14:editId="125F9D38">
+            <wp:extent cx="4680000" cy="2282281"/>
+            <wp:effectExtent l="152400" t="152400" r="323850" b="346710"/>
+            <wp:docPr id="950740527" name="Picture 2"/>
             <wp:cNvGraphicFramePr>
               <a:graphicFrameLocks xmlns:a="http://schemas.openxmlformats.org/drawingml/2006/main" noChangeAspect="1"/>
             </wp:cNvGraphicFramePr>
@@ -4090,11 +4189,17 @@
               <a:graphicData uri="http://schemas.openxmlformats.org/drawingml/2006/picture">
                 <pic:pic xmlns:pic="http://schemas.openxmlformats.org/drawingml/2006/picture">
                   <pic:nvPicPr>
-                    <pic:cNvPr id="1" name=""/>
+                    <pic:cNvPr id="950740527" name="Picture 950740527"/>
                     <pic:cNvPicPr/>
                   </pic:nvPicPr>
                   <pic:blipFill>
-                    <a:blip r:embed="rId11"/>
+                    <a:blip r:embed="rId11" cstate="print">
+                      <a:extLst>
+                        <a:ext uri="{28A0092B-C50C-407E-A947-70E740481C1C}">
+                          <a14:useLocalDpi xmlns:a14="http://schemas.microsoft.com/office/drawing/2010/main" val="0"/>
+                        </a:ext>
+                      </a:extLst>
+                    </a:blip>
                     <a:stretch>
                       <a:fillRect/>
                     </a:stretch>
@@ -4102,7 +4207,7 @@
                   <pic:spPr>
                     <a:xfrm>
                       <a:off x="0" y="0"/>
-                      <a:ext cx="5040000" cy="2280700"/>
+                      <a:ext cx="4680000" cy="2282281"/>
                     </a:xfrm>
                     <a:prstGeom prst="rect">
                       <a:avLst/>
@@ -4346,9 +4451,9 @@
           <w:noProof/>
         </w:rPr>
         <w:drawing>
-          <wp:inline distT="0" distB="0" distL="0" distR="0" wp14:anchorId="7DE6688E" wp14:editId="0DEE2D50">
-            <wp:extent cx="5040000" cy="2306570"/>
-            <wp:effectExtent l="152400" t="152400" r="344805" b="347980"/>
+          <wp:inline distT="0" distB="0" distL="0" distR="0" wp14:anchorId="7DE6688E" wp14:editId="08E9A45E">
+            <wp:extent cx="4680000" cy="2141815"/>
+            <wp:effectExtent l="152400" t="152400" r="336550" b="347980"/>
             <wp:docPr id="832581534" name="Imagen 9"/>
             <wp:cNvGraphicFramePr>
               <a:graphicFrameLocks xmlns:a="http://schemas.openxmlformats.org/drawingml/2006/main" noChangeAspect="1"/>
@@ -4369,7 +4474,7 @@
                   <pic:spPr>
                     <a:xfrm>
                       <a:off x="0" y="0"/>
-                      <a:ext cx="5040000" cy="2306570"/>
+                      <a:ext cx="4680000" cy="2141815"/>
                     </a:xfrm>
                     <a:prstGeom prst="rect">
                       <a:avLst/>
@@ -4501,9 +4606,9 @@
           <w:noProof/>
         </w:rPr>
         <w:drawing>
-          <wp:inline distT="0" distB="0" distL="0" distR="0" wp14:anchorId="0714DB78" wp14:editId="654739FD">
-            <wp:extent cx="5400000" cy="2068894"/>
-            <wp:effectExtent l="152400" t="152400" r="328295" b="344170"/>
+          <wp:inline distT="0" distB="0" distL="0" distR="0" wp14:anchorId="0714DB78" wp14:editId="2CB93EBB">
+            <wp:extent cx="5040000" cy="1930968"/>
+            <wp:effectExtent l="152400" t="152400" r="344805" b="342900"/>
             <wp:docPr id="2002834570" name="Imagen 15"/>
             <wp:cNvGraphicFramePr>
               <a:graphicFrameLocks xmlns:a="http://schemas.openxmlformats.org/drawingml/2006/main" noChangeAspect="1"/>
@@ -4523,7 +4628,7 @@
                   <pic:spPr bwMode="auto">
                     <a:xfrm>
                       <a:off x="0" y="0"/>
-                      <a:ext cx="5400000" cy="2068894"/>
+                      <a:ext cx="5040000" cy="1930968"/>
                     </a:xfrm>
                     <a:prstGeom prst="rect">
                       <a:avLst/>
@@ -4622,13 +4727,13 @@
         <mc:AlternateContent>
           <mc:Choice Requires="wps">
             <w:drawing>
-              <wp:anchor distT="0" distB="0" distL="114300" distR="114300" simplePos="0" relativeHeight="251834368" behindDoc="0" locked="0" layoutInCell="1" allowOverlap="1" wp14:anchorId="19264B88" wp14:editId="51C6D5BE">
+              <wp:anchor distT="0" distB="0" distL="114300" distR="114300" simplePos="0" relativeHeight="251834368" behindDoc="0" locked="0" layoutInCell="1" allowOverlap="1" wp14:anchorId="19264B88" wp14:editId="1A3EE6E9">
                 <wp:simplePos x="0" y="0"/>
                 <wp:positionH relativeFrom="margin">
-                  <wp:posOffset>220345</wp:posOffset>
+                  <wp:posOffset>233134</wp:posOffset>
                 </wp:positionH>
                 <wp:positionV relativeFrom="paragraph">
-                  <wp:posOffset>1094630</wp:posOffset>
+                  <wp:posOffset>940640</wp:posOffset>
                 </wp:positionV>
                 <wp:extent cx="3599815" cy="117475"/>
                 <wp:effectExtent l="0" t="0" r="6985" b="9525"/>
@@ -4690,7 +4795,7 @@
           </mc:Choice>
           <mc:Fallback>
             <w:pict>
-              <v:rect w14:anchorId="22F924A9" id="Rectángulo 34" o:spid="_x0000_s1026" style="position:absolute;margin-left:17.35pt;margin-top:86.2pt;width:283.45pt;height:9.25pt;z-index:251834368;visibility:visible;mso-wrap-style:square;mso-width-percent:0;mso-height-percent:0;mso-wrap-distance-left:9pt;mso-wrap-distance-top:0;mso-wrap-distance-right:9pt;mso-wrap-distance-bottom:0;mso-position-horizontal:absolute;mso-position-horizontal-relative:margin;mso-position-vertical:absolute;mso-position-vertical-relative:text;mso-width-percent:0;mso-height-percent:0;mso-width-relative:margin;mso-height-relative:margin;v-text-anchor:middle" o:gfxdata="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" filled="f" strokecolor="red" strokeweight="1pt">
+              <v:rect w14:anchorId="32E56A69" id="Rectángulo 34" o:spid="_x0000_s1026" style="position:absolute;margin-left:18.35pt;margin-top:74.05pt;width:283.45pt;height:9.25pt;z-index:251834368;visibility:visible;mso-wrap-style:square;mso-width-percent:0;mso-height-percent:0;mso-wrap-distance-left:9pt;mso-wrap-distance-top:0;mso-wrap-distance-right:9pt;mso-wrap-distance-bottom:0;mso-position-horizontal:absolute;mso-position-horizontal-relative:margin;mso-position-vertical:absolute;mso-position-vertical-relative:text;mso-width-percent:0;mso-height-percent:0;mso-width-relative:margin;mso-height-relative:margin;v-text-anchor:middle" o:gfxdata="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" filled="f" strokecolor="red" strokeweight="1pt">
                 <w10:wrap anchorx="margin"/>
               </v:rect>
             </w:pict>
@@ -4699,13 +4804,16 @@
       </w:r>
       <w:r>
         <w:rPr>
+          <w:rFonts w:ascii="Arial" w:hAnsi="Arial" w:cs="Arial"/>
           <w:noProof/>
+          <w:sz w:val="24"/>
+          <w:szCs w:val="24"/>
         </w:rPr>
         <w:drawing>
-          <wp:inline distT="0" distB="0" distL="0" distR="0" wp14:anchorId="07152583" wp14:editId="6DDC2EE4">
-            <wp:extent cx="5040000" cy="2280700"/>
-            <wp:effectExtent l="152400" t="152400" r="332105" b="348615"/>
-            <wp:docPr id="455741943" name="Imagen 4"/>
+          <wp:inline distT="0" distB="0" distL="0" distR="0" wp14:anchorId="3FE91D1F" wp14:editId="09FB8D12">
+            <wp:extent cx="4680000" cy="2282281"/>
+            <wp:effectExtent l="152400" t="152400" r="323850" b="346710"/>
+            <wp:docPr id="1969437708" name="Picture 2"/>
             <wp:cNvGraphicFramePr>
               <a:graphicFrameLocks xmlns:a="http://schemas.openxmlformats.org/drawingml/2006/main" noChangeAspect="1"/>
             </wp:cNvGraphicFramePr>
@@ -4713,11 +4821,17 @@
               <a:graphicData uri="http://schemas.openxmlformats.org/drawingml/2006/picture">
                 <pic:pic xmlns:pic="http://schemas.openxmlformats.org/drawingml/2006/picture">
                   <pic:nvPicPr>
-                    <pic:cNvPr id="1" name=""/>
+                    <pic:cNvPr id="950740527" name="Picture 950740527"/>
                     <pic:cNvPicPr/>
                   </pic:nvPicPr>
                   <pic:blipFill>
-                    <a:blip r:embed="rId11"/>
+                    <a:blip r:embed="rId11" cstate="print">
+                      <a:extLst>
+                        <a:ext uri="{28A0092B-C50C-407E-A947-70E740481C1C}">
+                          <a14:useLocalDpi xmlns:a14="http://schemas.microsoft.com/office/drawing/2010/main" val="0"/>
+                        </a:ext>
+                      </a:extLst>
+                    </a:blip>
                     <a:stretch>
                       <a:fillRect/>
                     </a:stretch>
@@ -4725,7 +4839,7 @@
                   <pic:spPr>
                     <a:xfrm>
                       <a:off x="0" y="0"/>
-                      <a:ext cx="5040000" cy="2280700"/>
+                      <a:ext cx="4680000" cy="2282281"/>
                     </a:xfrm>
                     <a:prstGeom prst="rect">
                       <a:avLst/>
@@ -4804,6 +4918,7 @@
           <w:sz w:val="24"/>
           <w:szCs w:val="24"/>
         </w:rPr>
+        <w:lastRenderedPageBreak/>
         <w:t>2.5</w:t>
       </w:r>
       <w:r>
@@ -4954,7 +5069,21 @@
                 <w:rFonts w:ascii="Arial" w:hAnsi="Arial" w:cs="Arial"/>
                 <w:sz w:val="24"/>
               </w:rPr>
-              <w:t>Tipo de Documento</w:t>
+              <w:t>T</w:t>
+            </w:r>
+            <w:r>
+              <w:rPr>
+                <w:rFonts w:ascii="Arial" w:hAnsi="Arial" w:cs="Arial"/>
+                <w:sz w:val="24"/>
+              </w:rPr>
+              <w:t>ítulo</w:t>
+            </w:r>
+            <w:r>
+              <w:rPr>
+                <w:rFonts w:ascii="Arial" w:hAnsi="Arial" w:cs="Arial"/>
+                <w:sz w:val="24"/>
+              </w:rPr>
+              <w:t xml:space="preserve"> de Documento</w:t>
             </w:r>
           </w:p>
         </w:tc>
@@ -5068,96 +5197,6 @@
               <w:jc w:val="center"/>
               <w:rPr>
                 <w:rFonts w:ascii="Arial" w:hAnsi="Arial" w:cs="Arial"/>
-                <w:noProof/>
-                <w:lang w:val="es-MX" w:eastAsia="es-MX"/>
-              </w:rPr>
-            </w:pPr>
-            <w:r>
-              <w:rPr>
-                <w:rFonts w:ascii="Arial" w:hAnsi="Arial" w:cs="Arial"/>
-                <w:sz w:val="24"/>
-              </w:rPr>
-              <w:t>Descripción</w:t>
-            </w:r>
-          </w:p>
-        </w:tc>
-        <w:tc>
-          <w:tcPr>
-            <w:tcW w:w="4414" w:type="dxa"/>
-          </w:tcPr>
-          <w:p>
-            <w:pPr>
-              <w:rPr>
-                <w:rFonts w:ascii="Arial" w:hAnsi="Arial" w:cs="Arial"/>
-                <w:sz w:val="24"/>
-                <w:szCs w:val="24"/>
-              </w:rPr>
-            </w:pPr>
-            <w:r>
-              <w:rPr>
-                <w:rFonts w:ascii="Arial" w:hAnsi="Arial" w:cs="Arial"/>
-                <w:sz w:val="24"/>
-                <w:szCs w:val="24"/>
-              </w:rPr>
-              <w:t>Descripción de</w:t>
-            </w:r>
-            <w:r>
-              <w:rPr>
-                <w:rFonts w:ascii="Arial" w:hAnsi="Arial" w:cs="Arial"/>
-                <w:sz w:val="24"/>
-                <w:szCs w:val="24"/>
-              </w:rPr>
-              <w:t xml:space="preserve"> </w:t>
-            </w:r>
-            <w:r>
-              <w:rPr>
-                <w:rFonts w:ascii="Arial" w:hAnsi="Arial" w:cs="Arial"/>
-                <w:sz w:val="24"/>
-                <w:szCs w:val="24"/>
-              </w:rPr>
-              <w:t>l</w:t>
-            </w:r>
-            <w:r>
-              <w:rPr>
-                <w:rFonts w:ascii="Arial" w:hAnsi="Arial" w:cs="Arial"/>
-                <w:sz w:val="24"/>
-                <w:szCs w:val="24"/>
-              </w:rPr>
-              <w:t>os</w:t>
-            </w:r>
-            <w:r>
-              <w:rPr>
-                <w:rFonts w:ascii="Arial" w:hAnsi="Arial" w:cs="Arial"/>
-                <w:sz w:val="24"/>
-                <w:szCs w:val="24"/>
-              </w:rPr>
-              <w:t xml:space="preserve"> </w:t>
-            </w:r>
-            <w:r>
-              <w:rPr>
-                <w:rFonts w:ascii="Arial" w:hAnsi="Arial" w:cs="Arial"/>
-                <w:sz w:val="24"/>
-                <w:szCs w:val="24"/>
-              </w:rPr>
-              <w:t>Montos</w:t>
-            </w:r>
-          </w:p>
-        </w:tc>
-      </w:tr>
-      <w:tr>
-        <w:tc>
-          <w:tcPr>
-            <w:tcW w:w="4414" w:type="dxa"/>
-          </w:tcPr>
-          <w:p>
-            <w:pPr>
-              <w:tabs>
-                <w:tab w:val="left" w:pos="1494"/>
-              </w:tabs>
-              <w:spacing w:line="276" w:lineRule="auto"/>
-              <w:jc w:val="center"/>
-              <w:rPr>
-                <w:rFonts w:ascii="Arial" w:hAnsi="Arial" w:cs="Arial"/>
                 <w:sz w:val="24"/>
               </w:rPr>
             </w:pPr>
@@ -5235,34 +5274,24 @@
     </w:p>
     <w:p>
       <w:pPr>
-        <w:spacing w:line="276" w:lineRule="auto"/>
-        <w:rPr>
-          <w:rFonts w:ascii="Arial" w:hAnsi="Arial" w:cs="Arial"/>
-          <w:sz w:val="24"/>
-          <w:szCs w:val="24"/>
-        </w:rPr>
-      </w:pPr>
-    </w:p>
-    <w:p>
-      <w:pPr>
         <w:pStyle w:val="Heading1"/>
         <w:spacing w:line="276" w:lineRule="auto"/>
-        <w:jc w:val="center"/>
         <w:rPr>
           <w:rFonts w:cs="Arial"/>
           <w:b w:val="0"/>
           <w:color w:val="auto"/>
         </w:rPr>
       </w:pPr>
-      <w:bookmarkStart w:id="13" w:name="_Toc123565164"/>
-      <w:bookmarkStart w:id="14" w:name="_Toc124341671"/>
-      <w:bookmarkStart w:id="15" w:name="_Toc198807322"/>
+      <w:bookmarkStart w:id="14" w:name="_Toc123565164"/>
+      <w:bookmarkStart w:id="15" w:name="_Toc124341671"/>
+      <w:bookmarkStart w:id="16" w:name="_Toc213340175"/>
       <w:r>
         <w:rPr>
           <w:rFonts w:cs="Arial"/>
           <w:b w:val="0"/>
           <w:color w:val="auto"/>
         </w:rPr>
+        <w:lastRenderedPageBreak/>
         <w:t xml:space="preserve">3.- </w:t>
       </w:r>
       <w:r>
@@ -5289,8 +5318,8 @@
         </w:rPr>
         <w:t xml:space="preserve"> los datos registrados</w:t>
       </w:r>
-      <w:bookmarkEnd w:id="13"/>
       <w:bookmarkEnd w:id="14"/>
+      <w:bookmarkEnd w:id="15"/>
       <w:r>
         <w:rPr>
           <w:rFonts w:cs="Arial"/>
@@ -5299,7 +5328,7 @@
         </w:rPr>
         <w:t xml:space="preserve"> para avanzar en el proceso</w:t>
       </w:r>
-      <w:bookmarkEnd w:id="15"/>
+      <w:bookmarkEnd w:id="16"/>
     </w:p>
     <w:p>
       <w:pPr>
@@ -5425,13 +5454,13 @@
         <mc:AlternateContent>
           <mc:Choice Requires="wps">
             <w:drawing>
-              <wp:anchor distT="0" distB="0" distL="114300" distR="114300" simplePos="0" relativeHeight="251835392" behindDoc="0" locked="0" layoutInCell="1" allowOverlap="1" wp14:anchorId="6A1265CF" wp14:editId="7D27FF44">
+              <wp:anchor distT="0" distB="0" distL="114300" distR="114300" simplePos="0" relativeHeight="251835392" behindDoc="0" locked="0" layoutInCell="1" allowOverlap="1" wp14:anchorId="6A1265CF" wp14:editId="0F347917">
                 <wp:simplePos x="0" y="0"/>
                 <wp:positionH relativeFrom="column">
-                  <wp:posOffset>401406</wp:posOffset>
+                  <wp:posOffset>369348</wp:posOffset>
                 </wp:positionH>
                 <wp:positionV relativeFrom="paragraph">
-                  <wp:posOffset>969254</wp:posOffset>
+                  <wp:posOffset>917855</wp:posOffset>
                 </wp:positionV>
                 <wp:extent cx="132368" cy="140220"/>
                 <wp:effectExtent l="0" t="0" r="20320" b="12700"/>
@@ -5493,20 +5522,23 @@
           </mc:Choice>
           <mc:Fallback>
             <w:pict>
-              <v:rect w14:anchorId="061BC78A" id="Rectángulo 36" o:spid="_x0000_s1026" style="position:absolute;margin-left:31.6pt;margin-top:76.3pt;width:10.4pt;height:11.05pt;z-index:251835392;visibility:visible;mso-wrap-style:square;mso-width-percent:0;mso-height-percent:0;mso-wrap-distance-left:9pt;mso-wrap-distance-top:0;mso-wrap-distance-right:9pt;mso-wrap-distance-bottom:0;mso-position-horizontal:absolute;mso-position-horizontal-relative:text;mso-position-vertical:absolute;mso-position-vertical-relative:text;mso-width-percent:0;mso-height-percent:0;mso-width-relative:margin;mso-height-relative:margin;v-text-anchor:middle" o:gfxdata="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" filled="f" strokecolor="red" strokeweight="1pt"/>
+              <v:rect w14:anchorId="79F835A3" id="Rectángulo 36" o:spid="_x0000_s1026" style="position:absolute;margin-left:29.1pt;margin-top:72.25pt;width:10.4pt;height:11.05pt;z-index:251835392;visibility:visible;mso-wrap-style:square;mso-width-percent:0;mso-height-percent:0;mso-wrap-distance-left:9pt;mso-wrap-distance-top:0;mso-wrap-distance-right:9pt;mso-wrap-distance-bottom:0;mso-position-horizontal:absolute;mso-position-horizontal-relative:text;mso-position-vertical:absolute;mso-position-vertical-relative:text;mso-width-percent:0;mso-height-percent:0;mso-width-relative:margin;mso-height-relative:margin;v-text-anchor:middle" o:gfxdata="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" filled="f" strokecolor="red" strokeweight="1pt"/>
             </w:pict>
           </mc:Fallback>
         </mc:AlternateContent>
       </w:r>
       <w:r>
         <w:rPr>
+          <w:rFonts w:ascii="Arial" w:hAnsi="Arial" w:cs="Arial"/>
           <w:noProof/>
+          <w:sz w:val="24"/>
+          <w:szCs w:val="24"/>
         </w:rPr>
         <w:drawing>
-          <wp:inline distT="0" distB="0" distL="0" distR="0" wp14:anchorId="6F894685" wp14:editId="45D2A3B3">
-            <wp:extent cx="5040000" cy="2280700"/>
-            <wp:effectExtent l="152400" t="152400" r="332105" b="348615"/>
-            <wp:docPr id="1845556055" name="Imagen 4"/>
+          <wp:inline distT="0" distB="0" distL="0" distR="0" wp14:anchorId="05035A20" wp14:editId="3C1197DB">
+            <wp:extent cx="4680000" cy="2282281"/>
+            <wp:effectExtent l="152400" t="152400" r="323850" b="346710"/>
+            <wp:docPr id="646765459" name="Picture 2"/>
             <wp:cNvGraphicFramePr>
               <a:graphicFrameLocks xmlns:a="http://schemas.openxmlformats.org/drawingml/2006/main" noChangeAspect="1"/>
             </wp:cNvGraphicFramePr>
@@ -5514,11 +5546,17 @@
               <a:graphicData uri="http://schemas.openxmlformats.org/drawingml/2006/picture">
                 <pic:pic xmlns:pic="http://schemas.openxmlformats.org/drawingml/2006/picture">
                   <pic:nvPicPr>
-                    <pic:cNvPr id="1" name=""/>
+                    <pic:cNvPr id="950740527" name="Picture 950740527"/>
                     <pic:cNvPicPr/>
                   </pic:nvPicPr>
                   <pic:blipFill>
-                    <a:blip r:embed="rId11"/>
+                    <a:blip r:embed="rId11" cstate="print">
+                      <a:extLst>
+                        <a:ext uri="{28A0092B-C50C-407E-A947-70E740481C1C}">
+                          <a14:useLocalDpi xmlns:a14="http://schemas.microsoft.com/office/drawing/2010/main" val="0"/>
+                        </a:ext>
+                      </a:extLst>
+                    </a:blip>
                     <a:stretch>
                       <a:fillRect/>
                     </a:stretch>
@@ -5526,7 +5564,7 @@
                   <pic:spPr>
                     <a:xfrm>
                       <a:off x="0" y="0"/>
-                      <a:ext cx="5040000" cy="2280700"/>
+                      <a:ext cx="4680000" cy="2282281"/>
                     </a:xfrm>
                     <a:prstGeom prst="rect">
                       <a:avLst/>
@@ -5561,7 +5599,55 @@
           <w:sz w:val="24"/>
           <w:szCs w:val="24"/>
         </w:rPr>
-        <w:t>Esta pantalla permite al Usuario Revisor, revisar y gestionar las peticiones realizadas por los usuarios capturadores. Desde aquí, el revisador puede supervisar, actualizar el estatus y realizar un seguimiento de las solicitudes.</w:t>
+        <w:t xml:space="preserve">Esta pantalla permite al Usuario Revisor, </w:t>
+      </w:r>
+      <w:r>
+        <w:rPr>
+          <w:rFonts w:ascii="Arial" w:hAnsi="Arial" w:cs="Arial"/>
+          <w:sz w:val="24"/>
+          <w:szCs w:val="24"/>
+        </w:rPr>
+        <w:t>validar</w:t>
+      </w:r>
+      <w:r>
+        <w:rPr>
+          <w:rFonts w:ascii="Arial" w:hAnsi="Arial" w:cs="Arial"/>
+          <w:sz w:val="24"/>
+          <w:szCs w:val="24"/>
+        </w:rPr>
+        <w:t xml:space="preserve"> y gestionar las peticiones realizadas por los usuarios capturadores</w:t>
+      </w:r>
+      <w:r>
+        <w:rPr>
+          <w:rFonts w:ascii="Arial" w:hAnsi="Arial" w:cs="Arial"/>
+          <w:sz w:val="24"/>
+          <w:szCs w:val="24"/>
+        </w:rPr>
+        <w:t>, incluso descargando a Excel</w:t>
+      </w:r>
+      <w:r>
+        <w:rPr>
+          <w:rFonts w:ascii="Arial" w:hAnsi="Arial" w:cs="Arial"/>
+          <w:sz w:val="24"/>
+          <w:szCs w:val="24"/>
+        </w:rPr>
+        <w:t xml:space="preserve">. </w:t>
+      </w:r>
+      <w:r>
+        <w:rPr>
+          <w:rFonts w:ascii="Arial" w:hAnsi="Arial" w:cs="Arial"/>
+          <w:sz w:val="24"/>
+          <w:szCs w:val="24"/>
+        </w:rPr>
+        <w:t>E</w:t>
+      </w:r>
+      <w:r>
+        <w:rPr>
+          <w:rFonts w:ascii="Arial" w:hAnsi="Arial" w:cs="Arial"/>
+          <w:sz w:val="24"/>
+          <w:szCs w:val="24"/>
+        </w:rPr>
+        <w:t>l revisador puede supervisar, actualizar el estatus y realizar un seguimiento de las solicitudes.</w:t>
       </w:r>
     </w:p>
     <w:p>
@@ -5571,6 +5657,7 @@
           <w:rFonts w:ascii="Arial" w:hAnsi="Arial" w:cs="Arial"/>
           <w:sz w:val="24"/>
           <w:szCs w:val="24"/>
+          <w:lang w:val="es-MX"/>
         </w:rPr>
       </w:pPr>
       <w:r>
@@ -5582,13 +5669,13 @@
         <mc:AlternateContent>
           <mc:Choice Requires="wps">
             <w:drawing>
-              <wp:anchor distT="0" distB="0" distL="114300" distR="114300" simplePos="0" relativeHeight="251842560" behindDoc="0" locked="0" layoutInCell="1" allowOverlap="1" wp14:anchorId="687563EA" wp14:editId="178CD296">
+              <wp:anchor distT="0" distB="0" distL="114300" distR="114300" simplePos="0" relativeHeight="251842560" behindDoc="0" locked="0" layoutInCell="1" allowOverlap="1" wp14:anchorId="687563EA" wp14:editId="6E3E3216">
                 <wp:simplePos x="0" y="0"/>
                 <wp:positionH relativeFrom="margin">
-                  <wp:posOffset>4810235</wp:posOffset>
+                  <wp:posOffset>4848028</wp:posOffset>
                 </wp:positionH>
                 <wp:positionV relativeFrom="paragraph">
-                  <wp:posOffset>2067560</wp:posOffset>
+                  <wp:posOffset>2394470</wp:posOffset>
                 </wp:positionV>
                 <wp:extent cx="471224" cy="228600"/>
                 <wp:effectExtent l="12700" t="12700" r="11430" b="12700"/>
@@ -5648,7 +5735,7 @@
           </mc:Choice>
           <mc:Fallback>
             <w:pict>
-              <v:rect w14:anchorId="253E708C" id="Rectángulo 27" o:spid="_x0000_s1026" style="position:absolute;margin-left:378.75pt;margin-top:162.8pt;width:37.1pt;height:18pt;z-index:251842560;visibility:visible;mso-wrap-style:square;mso-width-percent:0;mso-height-percent:0;mso-wrap-distance-left:9pt;mso-wrap-distance-top:0;mso-wrap-distance-right:9pt;mso-wrap-distance-bottom:0;mso-position-horizontal:absolute;mso-position-horizontal-relative:margin;mso-position-vertical:absolute;mso-position-vertical-relative:text;mso-width-percent:0;mso-height-percent:0;mso-width-relative:margin;mso-height-relative:margin;v-text-anchor:middle" o:gfxdata="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" filled="f" strokecolor="red" strokeweight="2.25pt">
+              <v:rect w14:anchorId="5A7E3F5C" id="Rectángulo 27" o:spid="_x0000_s1026" style="position:absolute;margin-left:381.75pt;margin-top:188.55pt;width:37.1pt;height:18pt;z-index:251842560;visibility:visible;mso-wrap-style:square;mso-width-percent:0;mso-height-percent:0;mso-wrap-distance-left:9pt;mso-wrap-distance-top:0;mso-wrap-distance-right:9pt;mso-wrap-distance-bottom:0;mso-position-horizontal:absolute;mso-position-horizontal-relative:margin;mso-position-vertical:absolute;mso-position-vertical-relative:text;mso-width-percent:0;mso-height-percent:0;mso-width-relative:margin;mso-height-relative:margin;v-text-anchor:middle" o:gfxdata="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" filled="f" strokecolor="red" strokeweight="2.25pt">
                 <w10:wrap anchorx="margin"/>
               </v:rect>
             </w:pict>
@@ -5657,13 +5744,15 @@
       </w:r>
       <w:r>
         <w:rPr>
+          <w:rFonts w:ascii="Arial" w:hAnsi="Arial" w:cs="Arial"/>
           <w:noProof/>
+          <w:lang w:val="es-MX" w:eastAsia="es-MX"/>
         </w:rPr>
         <w:drawing>
-          <wp:inline distT="0" distB="0" distL="0" distR="0" wp14:anchorId="0534086B" wp14:editId="759BCC12">
-            <wp:extent cx="5040000" cy="2184862"/>
-            <wp:effectExtent l="152400" t="152400" r="344805" b="342900"/>
-            <wp:docPr id="15" name="Imagen 15"/>
+          <wp:inline distT="0" distB="0" distL="0" distR="0" wp14:anchorId="6956626A" wp14:editId="3187A6AA">
+            <wp:extent cx="5040000" cy="2424766"/>
+            <wp:effectExtent l="152400" t="152400" r="332105" b="344170"/>
+            <wp:docPr id="1734450669" name="Picture 1"/>
             <wp:cNvGraphicFramePr>
               <a:graphicFrameLocks xmlns:a="http://schemas.openxmlformats.org/drawingml/2006/main" noChangeAspect="1"/>
             </wp:cNvGraphicFramePr>
@@ -5671,11 +5760,17 @@
               <a:graphicData uri="http://schemas.openxmlformats.org/drawingml/2006/picture">
                 <pic:pic xmlns:pic="http://schemas.openxmlformats.org/drawingml/2006/picture">
                   <pic:nvPicPr>
-                    <pic:cNvPr id="1" name=""/>
+                    <pic:cNvPr id="1734450669" name="Picture 1734450669"/>
                     <pic:cNvPicPr/>
                   </pic:nvPicPr>
                   <pic:blipFill>
-                    <a:blip r:embed="rId13"/>
+                    <a:blip r:embed="rId15" cstate="print">
+                      <a:extLst>
+                        <a:ext uri="{28A0092B-C50C-407E-A947-70E740481C1C}">
+                          <a14:useLocalDpi xmlns:a14="http://schemas.microsoft.com/office/drawing/2010/main" val="0"/>
+                        </a:ext>
+                      </a:extLst>
+                    </a:blip>
                     <a:stretch>
                       <a:fillRect/>
                     </a:stretch>
@@ -5683,7 +5778,7 @@
                   <pic:spPr>
                     <a:xfrm>
                       <a:off x="0" y="0"/>
-                      <a:ext cx="5040000" cy="2184862"/>
+                      <a:ext cx="5040000" cy="2424766"/>
                     </a:xfrm>
                     <a:prstGeom prst="rect">
                       <a:avLst/>
@@ -5833,15 +5928,47 @@
           <w:sz w:val="24"/>
           <w:szCs w:val="24"/>
         </w:rPr>
-        <w:t>Aprobar</w:t>
-      </w:r>
-      <w:r>
-        <w:rPr>
-          <w:rFonts w:ascii="Arial" w:hAnsi="Arial" w:cs="Arial"/>
-          <w:sz w:val="24"/>
-          <w:szCs w:val="24"/>
-        </w:rPr>
-        <w:t>: Aprueba los cambios, actualiza el estatus de la petición y la asigna al usuario validador para su posterior publicación.</w:t>
+        <w:t>Validar</w:t>
+      </w:r>
+      <w:r>
+        <w:rPr>
+          <w:rFonts w:ascii="Arial" w:hAnsi="Arial" w:cs="Arial"/>
+          <w:sz w:val="24"/>
+          <w:szCs w:val="24"/>
+        </w:rPr>
+        <w:t xml:space="preserve">: </w:t>
+      </w:r>
+      <w:r>
+        <w:rPr>
+          <w:rFonts w:ascii="Arial" w:hAnsi="Arial" w:cs="Arial"/>
+          <w:sz w:val="24"/>
+          <w:szCs w:val="24"/>
+        </w:rPr>
+        <w:t>Valida</w:t>
+      </w:r>
+      <w:r>
+        <w:rPr>
+          <w:rFonts w:ascii="Arial" w:hAnsi="Arial" w:cs="Arial"/>
+          <w:sz w:val="24"/>
+          <w:szCs w:val="24"/>
+        </w:rPr>
+        <w:t xml:space="preserve"> los </w:t>
+      </w:r>
+      <w:r>
+        <w:rPr>
+          <w:rFonts w:ascii="Arial" w:hAnsi="Arial" w:cs="Arial"/>
+          <w:sz w:val="24"/>
+          <w:szCs w:val="24"/>
+        </w:rPr>
+        <w:t>registros</w:t>
+      </w:r>
+      <w:r>
+        <w:rPr>
+          <w:rFonts w:ascii="Arial" w:hAnsi="Arial" w:cs="Arial"/>
+          <w:sz w:val="24"/>
+          <w:szCs w:val="24"/>
+        </w:rPr>
+        <w:t>, actualiza el estatus de la petición y la asigna al usuario validador para su posterior publicación.</w:t>
       </w:r>
     </w:p>
     <w:p>
@@ -5868,7 +5995,7 @@
           <w:sz w:val="24"/>
           <w:szCs w:val="24"/>
         </w:rPr>
-        <w:t>Aprobar</w:t>
+        <w:t>Validar</w:t>
       </w:r>
       <w:r>
         <w:rPr>
@@ -5938,16 +6065,16 @@
         <mc:AlternateContent>
           <mc:Choice Requires="wps">
             <w:drawing>
-              <wp:anchor distT="0" distB="0" distL="114300" distR="114300" simplePos="0" relativeHeight="251844608" behindDoc="0" locked="0" layoutInCell="1" allowOverlap="1" wp14:anchorId="394A7C63" wp14:editId="1F0A2670">
+              <wp:anchor distT="0" distB="0" distL="114300" distR="114300" simplePos="0" relativeHeight="251844608" behindDoc="0" locked="0" layoutInCell="1" allowOverlap="1" wp14:anchorId="394A7C63" wp14:editId="731C9224">
                 <wp:simplePos x="0" y="0"/>
                 <wp:positionH relativeFrom="margin">
-                  <wp:posOffset>1658768</wp:posOffset>
+                  <wp:posOffset>2623185</wp:posOffset>
                 </wp:positionH>
                 <wp:positionV relativeFrom="paragraph">
-                  <wp:posOffset>938921</wp:posOffset>
+                  <wp:posOffset>1034371</wp:posOffset>
                 </wp:positionV>
                 <wp:extent cx="296545" cy="168275"/>
-                <wp:effectExtent l="19050" t="19050" r="27305" b="22225"/>
+                <wp:effectExtent l="12700" t="12700" r="8255" b="9525"/>
                 <wp:wrapNone/>
                 <wp:docPr id="3" name="Rectángulo 3"/>
                 <wp:cNvGraphicFramePr/>
@@ -6004,7 +6131,7 @@
           </mc:Choice>
           <mc:Fallback>
             <w:pict>
-              <v:rect w14:anchorId="015E7C56" id="Rectángulo 3" o:spid="_x0000_s1026" style="position:absolute;margin-left:130.6pt;margin-top:73.95pt;width:23.35pt;height:13.25pt;z-index:251844608;visibility:visible;mso-wrap-style:square;mso-width-percent:0;mso-height-percent:0;mso-wrap-distance-left:9pt;mso-wrap-distance-top:0;mso-wrap-distance-right:9pt;mso-wrap-distance-bottom:0;mso-position-horizontal:absolute;mso-position-horizontal-relative:margin;mso-position-vertical:absolute;mso-position-vertical-relative:text;mso-width-percent:0;mso-height-percent:0;mso-width-relative:margin;mso-height-relative:margin;v-text-anchor:middle" o:gfxdata="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" filled="f" strokecolor="red" strokeweight="2.25pt">
+              <v:rect w14:anchorId="2E35B456" id="Rectángulo 3" o:spid="_x0000_s1026" style="position:absolute;margin-left:206.55pt;margin-top:81.45pt;width:23.35pt;height:13.25pt;z-index:251844608;visibility:visible;mso-wrap-style:square;mso-width-percent:0;mso-height-percent:0;mso-wrap-distance-left:9pt;mso-wrap-distance-top:0;mso-wrap-distance-right:9pt;mso-wrap-distance-bottom:0;mso-position-horizontal:absolute;mso-position-horizontal-relative:margin;mso-position-vertical:absolute;mso-position-vertical-relative:text;mso-width-percent:0;mso-height-percent:0;mso-width-relative:margin;mso-height-relative:margin;v-text-anchor:middle" o:gfxdata="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" filled="f" strokecolor="red" strokeweight="2.25pt">
                 <w10:wrap anchorx="margin"/>
               </v:rect>
             </w:pict>
@@ -6013,13 +6140,16 @@
       </w:r>
       <w:r>
         <w:rPr>
+          <w:rFonts w:ascii="Arial" w:hAnsi="Arial" w:cs="Arial"/>
           <w:noProof/>
+          <w:sz w:val="24"/>
+          <w:szCs w:val="24"/>
         </w:rPr>
         <w:drawing>
-          <wp:inline distT="0" distB="0" distL="0" distR="0" wp14:anchorId="0401EAB5" wp14:editId="6F866872">
-            <wp:extent cx="5040000" cy="2280700"/>
-            <wp:effectExtent l="152400" t="152400" r="332105" b="348615"/>
-            <wp:docPr id="1397121793" name="Imagen 4"/>
+          <wp:inline distT="0" distB="0" distL="0" distR="0" wp14:anchorId="1F35BEB3" wp14:editId="6F307865">
+            <wp:extent cx="4680000" cy="2282281"/>
+            <wp:effectExtent l="152400" t="152400" r="323850" b="346710"/>
+            <wp:docPr id="1095429004" name="Picture 2"/>
             <wp:cNvGraphicFramePr>
               <a:graphicFrameLocks xmlns:a="http://schemas.openxmlformats.org/drawingml/2006/main" noChangeAspect="1"/>
             </wp:cNvGraphicFramePr>
@@ -6027,11 +6157,17 @@
               <a:graphicData uri="http://schemas.openxmlformats.org/drawingml/2006/picture">
                 <pic:pic xmlns:pic="http://schemas.openxmlformats.org/drawingml/2006/picture">
                   <pic:nvPicPr>
-                    <pic:cNvPr id="1" name=""/>
+                    <pic:cNvPr id="950740527" name="Picture 950740527"/>
                     <pic:cNvPicPr/>
                   </pic:nvPicPr>
                   <pic:blipFill>
-                    <a:blip r:embed="rId11"/>
+                    <a:blip r:embed="rId11" cstate="print">
+                      <a:extLst>
+                        <a:ext uri="{28A0092B-C50C-407E-A947-70E740481C1C}">
+                          <a14:useLocalDpi xmlns:a14="http://schemas.microsoft.com/office/drawing/2010/main" val="0"/>
+                        </a:ext>
+                      </a:extLst>
+                    </a:blip>
                     <a:stretch>
                       <a:fillRect/>
                     </a:stretch>
@@ -6039,7 +6175,7 @@
                   <pic:spPr>
                     <a:xfrm>
                       <a:off x="0" y="0"/>
-                      <a:ext cx="5040000" cy="2280700"/>
+                      <a:ext cx="4680000" cy="2282281"/>
                     </a:xfrm>
                     <a:prstGeom prst="rect">
                       <a:avLst/>
@@ -6096,9 +6232,9 @@
           <w:color w:val="auto"/>
         </w:rPr>
       </w:pPr>
-      <w:bookmarkStart w:id="16" w:name="_Toc124161440"/>
-      <w:bookmarkStart w:id="17" w:name="_Toc124341672"/>
-      <w:bookmarkStart w:id="18" w:name="_Toc198807323"/>
+      <w:bookmarkStart w:id="17" w:name="_Toc124161440"/>
+      <w:bookmarkStart w:id="18" w:name="_Toc124341672"/>
+      <w:bookmarkStart w:id="19" w:name="_Toc213340176"/>
       <w:r>
         <w:rPr>
           <w:rFonts w:cs="Arial"/>
@@ -6107,8 +6243,8 @@
         </w:rPr>
         <w:t xml:space="preserve">4.- </w:t>
       </w:r>
-      <w:bookmarkEnd w:id="16"/>
       <w:bookmarkEnd w:id="17"/>
+      <w:bookmarkEnd w:id="18"/>
       <w:r>
         <w:rPr>
           <w:rFonts w:cs="Arial"/>
@@ -6117,7 +6253,7 @@
         </w:rPr>
         <w:t>El “Usuario Validador o Administrador” podrá validar los datos registrados para publicar la información</w:t>
       </w:r>
-      <w:bookmarkEnd w:id="18"/>
+      <w:bookmarkEnd w:id="19"/>
     </w:p>
     <w:p/>
     <w:p>
@@ -6195,13 +6331,13 @@
         <mc:AlternateContent>
           <mc:Choice Requires="wps">
             <w:drawing>
-              <wp:anchor distT="0" distB="0" distL="114300" distR="114300" simplePos="0" relativeHeight="251854848" behindDoc="0" locked="0" layoutInCell="1" allowOverlap="1" wp14:anchorId="790D5566" wp14:editId="4E538DF3">
+              <wp:anchor distT="0" distB="0" distL="114300" distR="114300" simplePos="0" relativeHeight="251854848" behindDoc="0" locked="0" layoutInCell="1" allowOverlap="1" wp14:anchorId="790D5566" wp14:editId="7BA53962">
                 <wp:simplePos x="0" y="0"/>
                 <wp:positionH relativeFrom="column">
-                  <wp:posOffset>389255</wp:posOffset>
+                  <wp:posOffset>363220</wp:posOffset>
                 </wp:positionH>
                 <wp:positionV relativeFrom="paragraph">
-                  <wp:posOffset>853965</wp:posOffset>
+                  <wp:posOffset>1064216</wp:posOffset>
                 </wp:positionV>
                 <wp:extent cx="152400" cy="114646"/>
                 <wp:effectExtent l="12700" t="12700" r="12700" b="12700"/>
@@ -6261,20 +6397,23 @@
           </mc:Choice>
           <mc:Fallback>
             <w:pict>
-              <v:rect w14:anchorId="0754FED3" id="Rectángulo 44" o:spid="_x0000_s1026" style="position:absolute;margin-left:30.65pt;margin-top:67.25pt;width:12pt;height:9.05pt;z-index:251854848;visibility:visible;mso-wrap-style:square;mso-width-percent:0;mso-height-percent:0;mso-wrap-distance-left:9pt;mso-wrap-distance-top:0;mso-wrap-distance-right:9pt;mso-wrap-distance-bottom:0;mso-position-horizontal:absolute;mso-position-horizontal-relative:text;mso-position-vertical:absolute;mso-position-vertical-relative:text;mso-width-percent:0;mso-height-percent:0;mso-width-relative:margin;mso-height-relative:margin;v-text-anchor:middle" o:gfxdata="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" filled="f" strokecolor="red" strokeweight="2.25pt"/>
+              <v:rect w14:anchorId="119FD2E5" id="Rectángulo 44" o:spid="_x0000_s1026" style="position:absolute;margin-left:28.6pt;margin-top:83.8pt;width:12pt;height:9.05pt;z-index:251854848;visibility:visible;mso-wrap-style:square;mso-width-percent:0;mso-height-percent:0;mso-wrap-distance-left:9pt;mso-wrap-distance-top:0;mso-wrap-distance-right:9pt;mso-wrap-distance-bottom:0;mso-position-horizontal:absolute;mso-position-horizontal-relative:text;mso-position-vertical:absolute;mso-position-vertical-relative:text;mso-width-percent:0;mso-height-percent:0;mso-width-relative:margin;mso-height-relative:margin;v-text-anchor:middle" o:gfxdata="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" filled="f" strokecolor="red" strokeweight="2.25pt"/>
             </w:pict>
           </mc:Fallback>
         </mc:AlternateContent>
       </w:r>
       <w:r>
         <w:rPr>
+          <w:rFonts w:ascii="Arial" w:hAnsi="Arial" w:cs="Arial"/>
           <w:noProof/>
+          <w:sz w:val="24"/>
+          <w:szCs w:val="24"/>
         </w:rPr>
         <w:drawing>
-          <wp:inline distT="0" distB="0" distL="0" distR="0" wp14:anchorId="06E82CD8" wp14:editId="045D0BCF">
-            <wp:extent cx="5040000" cy="2280700"/>
-            <wp:effectExtent l="152400" t="152400" r="332105" b="348615"/>
-            <wp:docPr id="360648499" name="Imagen 4"/>
+          <wp:inline distT="0" distB="0" distL="0" distR="0" wp14:anchorId="7858E940" wp14:editId="6146AB8F">
+            <wp:extent cx="4680000" cy="2282281"/>
+            <wp:effectExtent l="152400" t="152400" r="323850" b="346710"/>
+            <wp:docPr id="962054762" name="Picture 2"/>
             <wp:cNvGraphicFramePr>
               <a:graphicFrameLocks xmlns:a="http://schemas.openxmlformats.org/drawingml/2006/main" noChangeAspect="1"/>
             </wp:cNvGraphicFramePr>
@@ -6282,11 +6421,17 @@
               <a:graphicData uri="http://schemas.openxmlformats.org/drawingml/2006/picture">
                 <pic:pic xmlns:pic="http://schemas.openxmlformats.org/drawingml/2006/picture">
                   <pic:nvPicPr>
-                    <pic:cNvPr id="1" name=""/>
+                    <pic:cNvPr id="950740527" name="Picture 950740527"/>
                     <pic:cNvPicPr/>
                   </pic:nvPicPr>
                   <pic:blipFill>
-                    <a:blip r:embed="rId11"/>
+                    <a:blip r:embed="rId11" cstate="print">
+                      <a:extLst>
+                        <a:ext uri="{28A0092B-C50C-407E-A947-70E740481C1C}">
+                          <a14:useLocalDpi xmlns:a14="http://schemas.microsoft.com/office/drawing/2010/main" val="0"/>
+                        </a:ext>
+                      </a:extLst>
+                    </a:blip>
                     <a:stretch>
                       <a:fillRect/>
                     </a:stretch>
@@ -6294,7 +6439,7 @@
                   <pic:spPr>
                     <a:xfrm>
                       <a:off x="0" y="0"/>
-                      <a:ext cx="5040000" cy="2280700"/>
+                      <a:ext cx="4680000" cy="2282281"/>
                     </a:xfrm>
                     <a:prstGeom prst="rect">
                       <a:avLst/>
@@ -6382,41 +6527,95 @@
           <w:sz w:val="24"/>
           <w:szCs w:val="24"/>
         </w:rPr>
-        <w:t>• Cancelar: Permite cancelar el proceso y redirige al usuario a la pantalla principal sin realizar ningún cambio en los datos ni en la tabla de peticiones.</w:t>
-      </w:r>
-    </w:p>
-    <w:p>
-      <w:pPr>
-        <w:rPr>
-          <w:rFonts w:ascii="Arial" w:hAnsi="Arial" w:cs="Arial"/>
-          <w:sz w:val="24"/>
-          <w:szCs w:val="24"/>
-        </w:rPr>
-      </w:pPr>
-      <w:r>
-        <w:rPr>
-          <w:rFonts w:ascii="Arial" w:hAnsi="Arial" w:cs="Arial"/>
-          <w:sz w:val="24"/>
-          <w:szCs w:val="24"/>
-        </w:rPr>
-        <w:t>• Devolver: Retorna la petición al usuario que la capturó en caso de que contenga errores, para su corrección.</w:t>
-      </w:r>
-    </w:p>
-    <w:p>
-      <w:pPr>
-        <w:rPr>
-          <w:rFonts w:ascii="Arial" w:hAnsi="Arial" w:cs="Arial"/>
-          <w:sz w:val="24"/>
-          <w:szCs w:val="24"/>
-        </w:rPr>
-      </w:pPr>
-      <w:r>
-        <w:rPr>
-          <w:rFonts w:ascii="Arial" w:hAnsi="Arial" w:cs="Arial"/>
-          <w:sz w:val="24"/>
-          <w:szCs w:val="24"/>
-        </w:rPr>
-        <w:t>• Publicar: Guarda los cambios, actualiza el estatus de la petición y se publican los datos en la plataforma pública.</w:t>
+        <w:t xml:space="preserve">• </w:t>
+      </w:r>
+      <w:r>
+        <w:rPr>
+          <w:rFonts w:ascii="Arial" w:hAnsi="Arial" w:cs="Arial"/>
+          <w:b/>
+          <w:bCs/>
+          <w:sz w:val="24"/>
+          <w:szCs w:val="24"/>
+        </w:rPr>
+        <w:t>Cancelar</w:t>
+      </w:r>
+      <w:r>
+        <w:rPr>
+          <w:rFonts w:ascii="Arial" w:hAnsi="Arial" w:cs="Arial"/>
+          <w:sz w:val="24"/>
+          <w:szCs w:val="24"/>
+        </w:rPr>
+        <w:t>: Permite cancelar el proceso y redirige al usuario a la pantalla principal sin realizar ningún cambio en los datos ni en la tabla de peticiones.</w:t>
+      </w:r>
+    </w:p>
+    <w:p>
+      <w:pPr>
+        <w:rPr>
+          <w:rFonts w:ascii="Arial" w:hAnsi="Arial" w:cs="Arial"/>
+          <w:sz w:val="24"/>
+          <w:szCs w:val="24"/>
+        </w:rPr>
+      </w:pPr>
+      <w:r>
+        <w:rPr>
+          <w:rFonts w:ascii="Arial" w:hAnsi="Arial" w:cs="Arial"/>
+          <w:sz w:val="24"/>
+          <w:szCs w:val="24"/>
+        </w:rPr>
+        <w:t xml:space="preserve">• </w:t>
+      </w:r>
+      <w:r>
+        <w:rPr>
+          <w:rFonts w:ascii="Arial" w:hAnsi="Arial" w:cs="Arial"/>
+          <w:b/>
+          <w:bCs/>
+          <w:sz w:val="24"/>
+          <w:szCs w:val="24"/>
+        </w:rPr>
+        <w:t>Devolver</w:t>
+      </w:r>
+      <w:r>
+        <w:rPr>
+          <w:rFonts w:ascii="Arial" w:hAnsi="Arial" w:cs="Arial"/>
+          <w:sz w:val="24"/>
+          <w:szCs w:val="24"/>
+        </w:rPr>
+        <w:t>: Retorna la petición al usuario que la capturó en caso de que contenga errores, para su corrección.</w:t>
+      </w:r>
+    </w:p>
+    <w:p>
+      <w:pPr>
+        <w:rPr>
+          <w:rFonts w:ascii="Arial" w:hAnsi="Arial" w:cs="Arial"/>
+          <w:sz w:val="24"/>
+          <w:szCs w:val="24"/>
+        </w:rPr>
+      </w:pPr>
+      <w:r>
+        <w:rPr>
+          <w:rFonts w:ascii="Arial" w:hAnsi="Arial" w:cs="Arial"/>
+          <w:sz w:val="24"/>
+          <w:szCs w:val="24"/>
+        </w:rPr>
+        <w:t xml:space="preserve">• </w:t>
+      </w:r>
+      <w:r>
+        <w:rPr>
+          <w:rFonts w:ascii="Arial" w:hAnsi="Arial" w:cs="Arial"/>
+          <w:b/>
+          <w:bCs/>
+          <w:sz w:val="24"/>
+          <w:szCs w:val="24"/>
+        </w:rPr>
+        <w:t>Publicar</w:t>
+      </w:r>
+      <w:r>
+        <w:rPr>
+          <w:rFonts w:ascii="Arial" w:hAnsi="Arial" w:cs="Arial"/>
+          <w:sz w:val="24"/>
+          <w:szCs w:val="24"/>
+        </w:rPr>
+        <w:t>: Guarda los cambios, actualiza el estatus de la petición y se publican los datos en la plataforma pública.</w:t>
       </w:r>
     </w:p>
     <w:p>
@@ -6429,13 +6628,13 @@
         <mc:AlternateContent>
           <mc:Choice Requires="wps">
             <w:drawing>
-              <wp:anchor distT="0" distB="0" distL="114300" distR="114300" simplePos="0" relativeHeight="251858944" behindDoc="0" locked="0" layoutInCell="1" allowOverlap="1" wp14:anchorId="788EF7B9" wp14:editId="2807237A">
+              <wp:anchor distT="0" distB="0" distL="114300" distR="114300" simplePos="0" relativeHeight="251858944" behindDoc="0" locked="0" layoutInCell="1" allowOverlap="1" wp14:anchorId="788EF7B9" wp14:editId="579FA0C8">
                 <wp:simplePos x="0" y="0"/>
                 <wp:positionH relativeFrom="column">
-                  <wp:posOffset>5188585</wp:posOffset>
+                  <wp:posOffset>4847771</wp:posOffset>
                 </wp:positionH>
                 <wp:positionV relativeFrom="paragraph">
-                  <wp:posOffset>2735055</wp:posOffset>
+                  <wp:posOffset>2414270</wp:posOffset>
                 </wp:positionV>
                 <wp:extent cx="334602" cy="179939"/>
                 <wp:effectExtent l="12700" t="12700" r="8890" b="10795"/>
@@ -6495,20 +6694,22 @@
           </mc:Choice>
           <mc:Fallback>
             <w:pict>
-              <v:rect w14:anchorId="427D5A39" id="Rectángulo 44" o:spid="_x0000_s1026" style="position:absolute;margin-left:408.55pt;margin-top:215.35pt;width:26.35pt;height:14.15pt;z-index:251858944;visibility:visible;mso-wrap-style:square;mso-width-percent:0;mso-height-percent:0;mso-wrap-distance-left:9pt;mso-wrap-distance-top:0;mso-wrap-distance-right:9pt;mso-wrap-distance-bottom:0;mso-position-horizontal:absolute;mso-position-horizontal-relative:text;mso-position-vertical:absolute;mso-position-vertical-relative:text;mso-width-percent:0;mso-height-percent:0;mso-width-relative:margin;mso-height-relative:margin;v-text-anchor:middle" o:gfxdata="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" filled="f" strokecolor="red" strokeweight="2.25pt"/>
+              <v:rect w14:anchorId="046C610B" id="Rectángulo 44" o:spid="_x0000_s1026" style="position:absolute;margin-left:381.7pt;margin-top:190.1pt;width:26.35pt;height:14.15pt;z-index:251858944;visibility:visible;mso-wrap-style:square;mso-width-percent:0;mso-height-percent:0;mso-wrap-distance-left:9pt;mso-wrap-distance-top:0;mso-wrap-distance-right:9pt;mso-wrap-distance-bottom:0;mso-position-horizontal:absolute;mso-position-horizontal-relative:text;mso-position-vertical:absolute;mso-position-vertical-relative:text;mso-width-percent:0;mso-height-percent:0;mso-width-relative:margin;mso-height-relative:margin;v-text-anchor:middle" o:gfxdata="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" filled="f" strokecolor="red" strokeweight="2.25pt"/>
             </w:pict>
           </mc:Fallback>
         </mc:AlternateContent>
       </w:r>
       <w:r>
         <w:rPr>
+          <w:rFonts w:ascii="Arial" w:hAnsi="Arial" w:cs="Arial"/>
           <w:noProof/>
+          <w:lang w:val="es-MX" w:eastAsia="es-MX"/>
         </w:rPr>
         <w:drawing>
-          <wp:inline distT="0" distB="0" distL="0" distR="0" wp14:anchorId="17BCD329" wp14:editId="7E49A225">
-            <wp:extent cx="5400000" cy="2776375"/>
-            <wp:effectExtent l="152400" t="152400" r="340995" b="347980"/>
-            <wp:docPr id="1929385012" name="Picture 1"/>
+          <wp:inline distT="0" distB="0" distL="0" distR="0" wp14:anchorId="68CD75AD" wp14:editId="5A754E38">
+            <wp:extent cx="5040000" cy="2429328"/>
+            <wp:effectExtent l="152400" t="152400" r="332105" b="339725"/>
+            <wp:docPr id="443635661" name="Picture 3"/>
             <wp:cNvGraphicFramePr>
               <a:graphicFrameLocks xmlns:a="http://schemas.openxmlformats.org/drawingml/2006/main" noChangeAspect="1"/>
             </wp:cNvGraphicFramePr>
@@ -6516,11 +6717,11 @@
               <a:graphicData uri="http://schemas.openxmlformats.org/drawingml/2006/picture">
                 <pic:pic xmlns:pic="http://schemas.openxmlformats.org/drawingml/2006/picture">
                   <pic:nvPicPr>
-                    <pic:cNvPr id="1929385012" name="Picture 1929385012"/>
+                    <pic:cNvPr id="443635661" name="Picture 443635661"/>
                     <pic:cNvPicPr/>
                   </pic:nvPicPr>
                   <pic:blipFill>
-                    <a:blip r:embed="rId15">
+                    <a:blip r:embed="rId16" cstate="print">
                       <a:extLst>
                         <a:ext uri="{28A0092B-C50C-407E-A947-70E740481C1C}">
                           <a14:useLocalDpi xmlns:a14="http://schemas.microsoft.com/office/drawing/2010/main" val="0"/>
@@ -6534,7 +6735,7 @@
                   <pic:spPr>
                     <a:xfrm>
                       <a:off x="0" y="0"/>
-                      <a:ext cx="5400000" cy="2776375"/>
+                      <a:ext cx="5040000" cy="2429328"/>
                     </a:xfrm>
                     <a:prstGeom prst="rect">
                       <a:avLst/>
@@ -6577,7 +6778,31 @@
           <w:sz w:val="24"/>
           <w:szCs w:val="24"/>
         </w:rPr>
-        <w:t>Una vez que todos los datos son validados y está todo correcto, la información será publicada en la plataforma publica</w:t>
+        <w:t>Una vez que todos los datos son validados y está todo correcto, la información será publicada en la plataforma p</w:t>
+      </w:r>
+      <w:r>
+        <w:rPr>
+          <w:rFonts w:ascii="Arial" w:hAnsi="Arial" w:cs="Arial"/>
+          <w:sz w:val="24"/>
+          <w:szCs w:val="24"/>
+        </w:rPr>
+        <w:t>ú</w:t>
+      </w:r>
+      <w:r>
+        <w:rPr>
+          <w:rFonts w:ascii="Arial" w:hAnsi="Arial" w:cs="Arial"/>
+          <w:sz w:val="24"/>
+          <w:szCs w:val="24"/>
+        </w:rPr>
+        <w:t>blica</w:t>
+      </w:r>
+      <w:r>
+        <w:rPr>
+          <w:rFonts w:ascii="Arial" w:hAnsi="Arial" w:cs="Arial"/>
+          <w:sz w:val="24"/>
+          <w:szCs w:val="24"/>
+        </w:rPr>
+        <w:t>.</w:t>
       </w:r>
     </w:p>
     <w:p>
@@ -6626,21 +6851,679 @@
           <w:color w:val="auto"/>
         </w:rPr>
       </w:pPr>
-      <w:bookmarkStart w:id="19" w:name="_Toc123565165"/>
-      <w:bookmarkStart w:id="20" w:name="_Toc124341673"/>
-      <w:bookmarkStart w:id="21" w:name="_Toc198807324"/>
+      <w:bookmarkStart w:id="20" w:name="_Toc211942413"/>
+      <w:bookmarkStart w:id="21" w:name="_Toc213340177"/>
+      <w:bookmarkStart w:id="22" w:name="_Toc123565165"/>
+      <w:bookmarkStart w:id="23" w:name="_Toc124341673"/>
       <w:r>
         <w:rPr>
           <w:rFonts w:cs="Arial"/>
           <w:b w:val="0"/>
           <w:color w:val="auto"/>
         </w:rPr>
-        <w:t>5.- Consulta de estatus</w:t>
-      </w:r>
-      <w:bookmarkEnd w:id="19"/>
+        <w:t>5</w:t>
+      </w:r>
+      <w:r>
+        <w:rPr>
+          <w:rFonts w:cs="Arial"/>
+          <w:b w:val="0"/>
+          <w:color w:val="auto"/>
+        </w:rPr>
+        <w:t xml:space="preserve">.- </w:t>
+      </w:r>
+      <w:r>
+        <w:rPr>
+          <w:rFonts w:cs="Arial"/>
+          <w:b w:val="0"/>
+          <w:color w:val="auto"/>
+        </w:rPr>
+        <w:t>Para eliminar los datos registrados</w:t>
+      </w:r>
       <w:bookmarkEnd w:id="20"/>
+      <w:r>
+        <w:rPr>
+          <w:rFonts w:cs="Arial"/>
+          <w:b w:val="0"/>
+          <w:color w:val="auto"/>
+        </w:rPr>
+        <w:t xml:space="preserve"> </w:t>
+      </w:r>
+      <w:r>
+        <w:rPr>
+          <w:rFonts w:cs="Arial"/>
+          <w:b w:val="0"/>
+          <w:color w:val="auto"/>
+        </w:rPr>
+        <w:t>de Participaciones Federales - Montos</w:t>
+      </w:r>
       <w:bookmarkEnd w:id="21"/>
     </w:p>
+    <w:p>
+      <w:pPr>
+        <w:rPr>
+          <w:rFonts w:ascii="Arial" w:hAnsi="Arial" w:cs="Arial"/>
+          <w:sz w:val="24"/>
+          <w:szCs w:val="24"/>
+        </w:rPr>
+      </w:pPr>
+    </w:p>
+    <w:p>
+      <w:pPr>
+        <w:rPr>
+          <w:rFonts w:ascii="Arial" w:hAnsi="Arial" w:cs="Arial"/>
+          <w:sz w:val="24"/>
+          <w:szCs w:val="24"/>
+        </w:rPr>
+      </w:pPr>
+      <w:r>
+        <w:rPr>
+          <w:rFonts w:ascii="Arial" w:hAnsi="Arial" w:cs="Arial"/>
+          <w:sz w:val="24"/>
+          <w:szCs w:val="24"/>
+        </w:rPr>
+        <w:t>5</w:t>
+      </w:r>
+      <w:r>
+        <w:rPr>
+          <w:rFonts w:ascii="Arial" w:hAnsi="Arial" w:cs="Arial"/>
+          <w:sz w:val="24"/>
+          <w:szCs w:val="24"/>
+        </w:rPr>
+        <w:t xml:space="preserve">.1.- Para </w:t>
+      </w:r>
+      <w:r>
+        <w:rPr>
+          <w:rFonts w:ascii="Arial" w:hAnsi="Arial" w:cs="Arial"/>
+          <w:sz w:val="24"/>
+          <w:szCs w:val="24"/>
+        </w:rPr>
+        <w:t>eliminar</w:t>
+      </w:r>
+      <w:r>
+        <w:rPr>
+          <w:rFonts w:ascii="Arial" w:hAnsi="Arial" w:cs="Arial"/>
+          <w:sz w:val="24"/>
+          <w:szCs w:val="24"/>
+        </w:rPr>
+        <w:t xml:space="preserve"> los detalles de</w:t>
+      </w:r>
+      <w:r>
+        <w:rPr>
+          <w:rFonts w:ascii="Arial" w:hAnsi="Arial" w:cs="Arial"/>
+          <w:sz w:val="24"/>
+          <w:szCs w:val="24"/>
+        </w:rPr>
+        <w:t xml:space="preserve"> </w:t>
+      </w:r>
+      <w:r>
+        <w:rPr>
+          <w:rFonts w:ascii="Arial" w:hAnsi="Arial" w:cs="Arial"/>
+          <w:sz w:val="24"/>
+          <w:szCs w:val="24"/>
+        </w:rPr>
+        <w:t>l</w:t>
+      </w:r>
+      <w:r>
+        <w:rPr>
+          <w:rFonts w:ascii="Arial" w:hAnsi="Arial" w:cs="Arial"/>
+          <w:sz w:val="24"/>
+          <w:szCs w:val="24"/>
+        </w:rPr>
+        <w:t>a</w:t>
+      </w:r>
+      <w:r>
+        <w:rPr>
+          <w:rFonts w:ascii="Arial" w:hAnsi="Arial" w:cs="Arial"/>
+          <w:sz w:val="24"/>
+          <w:szCs w:val="24"/>
+        </w:rPr>
+        <w:t xml:space="preserve"> </w:t>
+      </w:r>
+      <w:r>
+        <w:rPr>
+          <w:rFonts w:ascii="Arial" w:hAnsi="Arial" w:cs="Arial"/>
+          <w:sz w:val="24"/>
+          <w:szCs w:val="24"/>
+        </w:rPr>
+        <w:t xml:space="preserve">información de Participaciones Federales - Montos deberá seleccionar el icono de Eliminar   </w:t>
+      </w:r>
+      <w:r>
+        <w:rPr>
+          <w:rFonts w:ascii="Arial" w:hAnsi="Arial" w:cs="Arial"/>
+          <w:noProof/>
+          <w:sz w:val="24"/>
+          <w:szCs w:val="24"/>
+        </w:rPr>
+        <w:drawing>
+          <wp:inline distT="0" distB="0" distL="0" distR="0" wp14:anchorId="19E6CC09" wp14:editId="7FAED27D">
+            <wp:extent cx="180000" cy="212000"/>
+            <wp:effectExtent l="0" t="0" r="0" b="4445"/>
+            <wp:docPr id="39704351" name="Picture 2"/>
+            <wp:cNvGraphicFramePr>
+              <a:graphicFrameLocks xmlns:a="http://schemas.openxmlformats.org/drawingml/2006/main" noChangeAspect="1"/>
+            </wp:cNvGraphicFramePr>
+            <a:graphic xmlns:a="http://schemas.openxmlformats.org/drawingml/2006/main">
+              <a:graphicData uri="http://schemas.openxmlformats.org/drawingml/2006/picture">
+                <pic:pic xmlns:pic="http://schemas.openxmlformats.org/drawingml/2006/picture">
+                  <pic:nvPicPr>
+                    <pic:cNvPr id="39704351" name="Picture 39704351"/>
+                    <pic:cNvPicPr/>
+                  </pic:nvPicPr>
+                  <pic:blipFill>
+                    <a:blip r:embed="rId17" cstate="print">
+                      <a:extLst>
+                        <a:ext uri="{28A0092B-C50C-407E-A947-70E740481C1C}">
+                          <a14:useLocalDpi xmlns:a14="http://schemas.microsoft.com/office/drawing/2010/main" val="0"/>
+                        </a:ext>
+                      </a:extLst>
+                    </a:blip>
+                    <a:stretch>
+                      <a:fillRect/>
+                    </a:stretch>
+                  </pic:blipFill>
+                  <pic:spPr>
+                    <a:xfrm>
+                      <a:off x="0" y="0"/>
+                      <a:ext cx="180000" cy="212000"/>
+                    </a:xfrm>
+                    <a:prstGeom prst="rect">
+                      <a:avLst/>
+                    </a:prstGeom>
+                  </pic:spPr>
+                </pic:pic>
+              </a:graphicData>
+            </a:graphic>
+          </wp:inline>
+        </w:drawing>
+      </w:r>
+    </w:p>
+    <w:p>
+      <w:pPr>
+        <w:spacing w:line="276" w:lineRule="auto"/>
+        <w:rPr>
+          <w:rFonts w:ascii="Arial" w:hAnsi="Arial" w:cs="Arial"/>
+          <w:sz w:val="24"/>
+          <w:szCs w:val="24"/>
+        </w:rPr>
+      </w:pPr>
+    </w:p>
+    <w:p>
+      <w:pPr>
+        <w:spacing w:line="276" w:lineRule="auto"/>
+        <w:rPr>
+          <w:rFonts w:ascii="Arial" w:hAnsi="Arial" w:cs="Arial"/>
+          <w:sz w:val="24"/>
+          <w:szCs w:val="24"/>
+        </w:rPr>
+      </w:pPr>
+      <w:r>
+        <w:rPr>
+          <w:noProof/>
+          <w:lang w:val="es-MX" w:eastAsia="es-MX"/>
+        </w:rPr>
+        <mc:AlternateContent>
+          <mc:Choice Requires="wps">
+            <w:drawing>
+              <wp:anchor distT="0" distB="0" distL="114300" distR="114300" simplePos="0" relativeHeight="251860992" behindDoc="0" locked="0" layoutInCell="1" allowOverlap="1" wp14:anchorId="32680B33" wp14:editId="5CF75226">
+                <wp:simplePos x="0" y="0"/>
+                <wp:positionH relativeFrom="column">
+                  <wp:posOffset>221914</wp:posOffset>
+                </wp:positionH>
+                <wp:positionV relativeFrom="paragraph">
+                  <wp:posOffset>796146</wp:posOffset>
+                </wp:positionV>
+                <wp:extent cx="132368" cy="140220"/>
+                <wp:effectExtent l="12700" t="12700" r="7620" b="12700"/>
+                <wp:wrapNone/>
+                <wp:docPr id="244479765" name="Rectángulo 36"/>
+                <wp:cNvGraphicFramePr/>
+                <a:graphic xmlns:a="http://schemas.openxmlformats.org/drawingml/2006/main">
+                  <a:graphicData uri="http://schemas.microsoft.com/office/word/2010/wordprocessingShape">
+                    <wps:wsp>
+                      <wps:cNvSpPr/>
+                      <wps:spPr>
+                        <a:xfrm>
+                          <a:off x="0" y="0"/>
+                          <a:ext cx="132368" cy="140220"/>
+                        </a:xfrm>
+                        <a:prstGeom prst="rect">
+                          <a:avLst/>
+                        </a:prstGeom>
+                        <a:noFill/>
+                        <a:ln w="22225">
+                          <a:solidFill>
+                            <a:srgbClr val="FF0000"/>
+                          </a:solidFill>
+                        </a:ln>
+                      </wps:spPr>
+                      <wps:style>
+                        <a:lnRef idx="2">
+                          <a:schemeClr val="accent1">
+                            <a:shade val="50000"/>
+                          </a:schemeClr>
+                        </a:lnRef>
+                        <a:fillRef idx="1">
+                          <a:schemeClr val="accent1"/>
+                        </a:fillRef>
+                        <a:effectRef idx="0">
+                          <a:schemeClr val="accent1"/>
+                        </a:effectRef>
+                        <a:fontRef idx="minor">
+                          <a:schemeClr val="lt1"/>
+                        </a:fontRef>
+                      </wps:style>
+                      <wps:bodyPr rot="0" spcFirstLastPara="0" vertOverflow="overflow" horzOverflow="overflow" vert="horz" wrap="square" lIns="91440" tIns="45720" rIns="91440" bIns="45720" numCol="1" spcCol="0" rtlCol="0" fromWordArt="0" anchor="ctr" anchorCtr="0" forceAA="0" compatLnSpc="1">
+                        <a:prstTxWarp prst="textNoShape">
+                          <a:avLst/>
+                        </a:prstTxWarp>
+                        <a:noAutofit/>
+                      </wps:bodyPr>
+                    </wps:wsp>
+                  </a:graphicData>
+                </a:graphic>
+                <wp14:sizeRelH relativeFrom="margin">
+                  <wp14:pctWidth>0</wp14:pctWidth>
+                </wp14:sizeRelH>
+                <wp14:sizeRelV relativeFrom="margin">
+                  <wp14:pctHeight>0</wp14:pctHeight>
+                </wp14:sizeRelV>
+              </wp:anchor>
+            </w:drawing>
+          </mc:Choice>
+          <mc:Fallback>
+            <w:pict>
+              <v:rect w14:anchorId="219C8976" id="Rectángulo 36" o:spid="_x0000_s1026" style="position:absolute;margin-left:17.45pt;margin-top:62.7pt;width:10.4pt;height:11.05pt;z-index:251860992;visibility:visible;mso-wrap-style:square;mso-width-percent:0;mso-height-percent:0;mso-wrap-distance-left:9pt;mso-wrap-distance-top:0;mso-wrap-distance-right:9pt;mso-wrap-distance-bottom:0;mso-position-horizontal:absolute;mso-position-horizontal-relative:text;mso-position-vertical:absolute;mso-position-vertical-relative:text;mso-width-percent:0;mso-height-percent:0;mso-width-relative:margin;mso-height-relative:margin;v-text-anchor:middle" o:gfxdata="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" filled="f" strokecolor="red" strokeweight="1.75pt"/>
+            </w:pict>
+          </mc:Fallback>
+        </mc:AlternateContent>
+      </w:r>
+      <w:r>
+        <w:rPr>
+          <w:rFonts w:ascii="Arial" w:hAnsi="Arial" w:cs="Arial"/>
+          <w:noProof/>
+          <w:sz w:val="24"/>
+          <w:szCs w:val="24"/>
+        </w:rPr>
+        <w:drawing>
+          <wp:inline distT="0" distB="0" distL="0" distR="0" wp14:anchorId="5E8A982E" wp14:editId="6BA956D6">
+            <wp:extent cx="4680000" cy="2282281"/>
+            <wp:effectExtent l="152400" t="152400" r="323850" b="346710"/>
+            <wp:docPr id="449704372" name="Picture 2"/>
+            <wp:cNvGraphicFramePr>
+              <a:graphicFrameLocks xmlns:a="http://schemas.openxmlformats.org/drawingml/2006/main" noChangeAspect="1"/>
+            </wp:cNvGraphicFramePr>
+            <a:graphic xmlns:a="http://schemas.openxmlformats.org/drawingml/2006/main">
+              <a:graphicData uri="http://schemas.openxmlformats.org/drawingml/2006/picture">
+                <pic:pic xmlns:pic="http://schemas.openxmlformats.org/drawingml/2006/picture">
+                  <pic:nvPicPr>
+                    <pic:cNvPr id="950740527" name="Picture 950740527"/>
+                    <pic:cNvPicPr/>
+                  </pic:nvPicPr>
+                  <pic:blipFill>
+                    <a:blip r:embed="rId11" cstate="print">
+                      <a:extLst>
+                        <a:ext uri="{28A0092B-C50C-407E-A947-70E740481C1C}">
+                          <a14:useLocalDpi xmlns:a14="http://schemas.microsoft.com/office/drawing/2010/main" val="0"/>
+                        </a:ext>
+                      </a:extLst>
+                    </a:blip>
+                    <a:stretch>
+                      <a:fillRect/>
+                    </a:stretch>
+                  </pic:blipFill>
+                  <pic:spPr>
+                    <a:xfrm>
+                      <a:off x="0" y="0"/>
+                      <a:ext cx="4680000" cy="2282281"/>
+                    </a:xfrm>
+                    <a:prstGeom prst="rect">
+                      <a:avLst/>
+                    </a:prstGeom>
+                    <a:effectLst>
+                      <a:outerShdw blurRad="292100" dist="139700" dir="2700000" algn="ctr" rotWithShape="0">
+                        <a:srgbClr val="000000">
+                          <a:alpha val="65000"/>
+                        </a:srgbClr>
+                      </a:outerShdw>
+                    </a:effectLst>
+                  </pic:spPr>
+                </pic:pic>
+              </a:graphicData>
+            </a:graphic>
+          </wp:inline>
+        </w:drawing>
+      </w:r>
+    </w:p>
+    <w:p>
+      <w:pPr>
+        <w:spacing w:line="276" w:lineRule="auto"/>
+        <w:rPr>
+          <w:rFonts w:ascii="Arial" w:hAnsi="Arial" w:cs="Arial"/>
+          <w:sz w:val="24"/>
+          <w:szCs w:val="24"/>
+        </w:rPr>
+      </w:pPr>
+    </w:p>
+    <w:p>
+      <w:pPr>
+        <w:rPr>
+          <w:rFonts w:ascii="Arial" w:hAnsi="Arial" w:cs="Arial"/>
+          <w:sz w:val="24"/>
+          <w:szCs w:val="24"/>
+        </w:rPr>
+      </w:pPr>
+      <w:r>
+        <w:rPr>
+          <w:rFonts w:ascii="Arial" w:hAnsi="Arial" w:cs="Arial"/>
+          <w:sz w:val="24"/>
+          <w:szCs w:val="24"/>
+        </w:rPr>
+        <w:br w:type="page"/>
+      </w:r>
+    </w:p>
+    <w:p>
+      <w:pPr>
+        <w:spacing w:line="276" w:lineRule="auto"/>
+        <w:rPr>
+          <w:rFonts w:ascii="Arial" w:hAnsi="Arial" w:cs="Arial"/>
+          <w:sz w:val="24"/>
+          <w:szCs w:val="24"/>
+        </w:rPr>
+      </w:pPr>
+    </w:p>
+    <w:p>
+      <w:pPr>
+        <w:spacing w:line="276" w:lineRule="auto"/>
+        <w:rPr>
+          <w:rFonts w:ascii="Arial" w:hAnsi="Arial" w:cs="Arial"/>
+          <w:sz w:val="24"/>
+          <w:szCs w:val="24"/>
+        </w:rPr>
+      </w:pPr>
+      <w:r>
+        <w:rPr>
+          <w:rFonts w:ascii="Arial" w:hAnsi="Arial" w:cs="Arial"/>
+          <w:sz w:val="24"/>
+          <w:szCs w:val="24"/>
+        </w:rPr>
+        <w:t>Y deberá confirmar el proceso de Eliminación de un registro de</w:t>
+      </w:r>
+      <w:r>
+        <w:rPr>
+          <w:rFonts w:ascii="Arial" w:hAnsi="Arial" w:cs="Arial"/>
+          <w:sz w:val="24"/>
+          <w:szCs w:val="24"/>
+        </w:rPr>
+        <w:t xml:space="preserve"> </w:t>
+      </w:r>
+      <w:r>
+        <w:rPr>
+          <w:rFonts w:ascii="Arial" w:hAnsi="Arial" w:cs="Arial"/>
+          <w:sz w:val="24"/>
+          <w:szCs w:val="24"/>
+        </w:rPr>
+        <w:t>l</w:t>
+      </w:r>
+      <w:r>
+        <w:rPr>
+          <w:rFonts w:ascii="Arial" w:hAnsi="Arial" w:cs="Arial"/>
+          <w:sz w:val="24"/>
+          <w:szCs w:val="24"/>
+        </w:rPr>
+        <w:t>as</w:t>
+      </w:r>
+      <w:r>
+        <w:rPr>
+          <w:rFonts w:ascii="Arial" w:hAnsi="Arial" w:cs="Arial"/>
+          <w:sz w:val="24"/>
+          <w:szCs w:val="24"/>
+        </w:rPr>
+        <w:t xml:space="preserve"> </w:t>
+      </w:r>
+      <w:r>
+        <w:rPr>
+          <w:rFonts w:ascii="Arial" w:hAnsi="Arial" w:cs="Arial"/>
+          <w:sz w:val="24"/>
+          <w:szCs w:val="24"/>
+        </w:rPr>
+        <w:t>Participaciones Federales - Montos</w:t>
+      </w:r>
+      <w:r>
+        <w:rPr>
+          <w:rFonts w:ascii="Arial" w:hAnsi="Arial" w:cs="Arial"/>
+          <w:sz w:val="24"/>
+          <w:szCs w:val="24"/>
+        </w:rPr>
+        <w:t>.</w:t>
+      </w:r>
+    </w:p>
+    <w:p>
+      <w:pPr>
+        <w:spacing w:line="276" w:lineRule="auto"/>
+        <w:rPr>
+          <w:rFonts w:ascii="Arial" w:hAnsi="Arial" w:cs="Arial"/>
+          <w:sz w:val="24"/>
+          <w:szCs w:val="24"/>
+        </w:rPr>
+      </w:pPr>
+    </w:p>
+    <w:p>
+      <w:pPr>
+        <w:spacing w:line="276" w:lineRule="auto"/>
+        <w:jc w:val="center"/>
+        <w:rPr>
+          <w:rFonts w:ascii="Arial" w:hAnsi="Arial" w:cs="Arial"/>
+          <w:sz w:val="24"/>
+          <w:szCs w:val="24"/>
+        </w:rPr>
+      </w:pPr>
+      <w:r>
+        <w:rPr>
+          <w:noProof/>
+          <w:lang w:val="es-MX" w:eastAsia="es-MX"/>
+        </w:rPr>
+        <mc:AlternateContent>
+          <mc:Choice Requires="wps">
+            <w:drawing>
+              <wp:anchor distT="0" distB="0" distL="114300" distR="114300" simplePos="0" relativeHeight="251862016" behindDoc="0" locked="0" layoutInCell="1" allowOverlap="1" wp14:anchorId="49969F27" wp14:editId="2292262F">
+                <wp:simplePos x="0" y="0"/>
+                <wp:positionH relativeFrom="margin">
+                  <wp:posOffset>1848031</wp:posOffset>
+                </wp:positionH>
+                <wp:positionV relativeFrom="paragraph">
+                  <wp:posOffset>2287270</wp:posOffset>
+                </wp:positionV>
+                <wp:extent cx="900000" cy="396000"/>
+                <wp:effectExtent l="12700" t="12700" r="27305" b="23495"/>
+                <wp:wrapNone/>
+                <wp:docPr id="1557520684" name="Rectángulo 34"/>
+                <wp:cNvGraphicFramePr/>
+                <a:graphic xmlns:a="http://schemas.openxmlformats.org/drawingml/2006/main">
+                  <a:graphicData uri="http://schemas.microsoft.com/office/word/2010/wordprocessingShape">
+                    <wps:wsp>
+                      <wps:cNvSpPr/>
+                      <wps:spPr>
+                        <a:xfrm>
+                          <a:off x="0" y="0"/>
+                          <a:ext cx="900000" cy="396000"/>
+                        </a:xfrm>
+                        <a:prstGeom prst="rect">
+                          <a:avLst/>
+                        </a:prstGeom>
+                        <a:noFill/>
+                        <a:ln w="38100">
+                          <a:solidFill>
+                            <a:srgbClr val="FF0000"/>
+                          </a:solidFill>
+                        </a:ln>
+                      </wps:spPr>
+                      <wps:style>
+                        <a:lnRef idx="2">
+                          <a:schemeClr val="accent1">
+                            <a:shade val="50000"/>
+                          </a:schemeClr>
+                        </a:lnRef>
+                        <a:fillRef idx="1">
+                          <a:schemeClr val="accent1"/>
+                        </a:fillRef>
+                        <a:effectRef idx="0">
+                          <a:schemeClr val="accent1"/>
+                        </a:effectRef>
+                        <a:fontRef idx="minor">
+                          <a:schemeClr val="lt1"/>
+                        </a:fontRef>
+                      </wps:style>
+                      <wps:bodyPr rot="0" spcFirstLastPara="0" vertOverflow="overflow" horzOverflow="overflow" vert="horz" wrap="square" lIns="91440" tIns="45720" rIns="91440" bIns="45720" numCol="1" spcCol="0" rtlCol="0" fromWordArt="0" anchor="ctr" anchorCtr="0" forceAA="0" compatLnSpc="1">
+                        <a:prstTxWarp prst="textNoShape">
+                          <a:avLst/>
+                        </a:prstTxWarp>
+                        <a:noAutofit/>
+                      </wps:bodyPr>
+                    </wps:wsp>
+                  </a:graphicData>
+                </a:graphic>
+                <wp14:sizeRelH relativeFrom="margin">
+                  <wp14:pctWidth>0</wp14:pctWidth>
+                </wp14:sizeRelH>
+                <wp14:sizeRelV relativeFrom="margin">
+                  <wp14:pctHeight>0</wp14:pctHeight>
+                </wp14:sizeRelV>
+              </wp:anchor>
+            </w:drawing>
+          </mc:Choice>
+          <mc:Fallback>
+            <w:pict>
+              <v:rect w14:anchorId="013EFCF1" id="Rectángulo 34" o:spid="_x0000_s1026" style="position:absolute;margin-left:145.5pt;margin-top:180.1pt;width:70.85pt;height:31.2pt;z-index:251862016;visibility:visible;mso-wrap-style:square;mso-width-percent:0;mso-height-percent:0;mso-wrap-distance-left:9pt;mso-wrap-distance-top:0;mso-wrap-distance-right:9pt;mso-wrap-distance-bottom:0;mso-position-horizontal:absolute;mso-position-horizontal-relative:margin;mso-position-vertical:absolute;mso-position-vertical-relative:text;mso-width-percent:0;mso-height-percent:0;mso-width-relative:margin;mso-height-relative:margin;v-text-anchor:middle" o:gfxdata="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" filled="f" strokecolor="red" strokeweight="3pt">
+                <w10:wrap anchorx="margin"/>
+              </v:rect>
+            </w:pict>
+          </mc:Fallback>
+        </mc:AlternateContent>
+      </w:r>
+      <w:r>
+        <w:rPr>
+          <w:noProof/>
+          <w:lang w:val="es-MX" w:eastAsia="es-MX"/>
+        </w:rPr>
+        <w:drawing>
+          <wp:inline distT="0" distB="0" distL="0" distR="0" wp14:anchorId="503A6623" wp14:editId="159A69DF">
+            <wp:extent cx="3822700" cy="2679700"/>
+            <wp:effectExtent l="152400" t="152400" r="330200" b="342900"/>
+            <wp:docPr id="521804190" name="Picture 1"/>
+            <wp:cNvGraphicFramePr>
+              <a:graphicFrameLocks xmlns:a="http://schemas.openxmlformats.org/drawingml/2006/main" noChangeAspect="1"/>
+            </wp:cNvGraphicFramePr>
+            <a:graphic xmlns:a="http://schemas.openxmlformats.org/drawingml/2006/main">
+              <a:graphicData uri="http://schemas.openxmlformats.org/drawingml/2006/picture">
+                <pic:pic xmlns:pic="http://schemas.openxmlformats.org/drawingml/2006/picture">
+                  <pic:nvPicPr>
+                    <pic:cNvPr id="521804190" name="Picture 521804190"/>
+                    <pic:cNvPicPr/>
+                  </pic:nvPicPr>
+                  <pic:blipFill>
+                    <a:blip r:embed="rId18">
+                      <a:extLst>
+                        <a:ext uri="{28A0092B-C50C-407E-A947-70E740481C1C}">
+                          <a14:useLocalDpi xmlns:a14="http://schemas.microsoft.com/office/drawing/2010/main" val="0"/>
+                        </a:ext>
+                      </a:extLst>
+                    </a:blip>
+                    <a:stretch>
+                      <a:fillRect/>
+                    </a:stretch>
+                  </pic:blipFill>
+                  <pic:spPr>
+                    <a:xfrm>
+                      <a:off x="0" y="0"/>
+                      <a:ext cx="3822700" cy="2679700"/>
+                    </a:xfrm>
+                    <a:prstGeom prst="rect">
+                      <a:avLst/>
+                    </a:prstGeom>
+                    <a:effectLst>
+                      <a:outerShdw blurRad="292100" dist="139700" dir="2700000" algn="ctr" rotWithShape="0">
+                        <a:srgbClr val="000000">
+                          <a:alpha val="65000"/>
+                        </a:srgbClr>
+                      </a:outerShdw>
+                    </a:effectLst>
+                  </pic:spPr>
+                </pic:pic>
+              </a:graphicData>
+            </a:graphic>
+          </wp:inline>
+        </w:drawing>
+      </w:r>
+    </w:p>
+    <w:p>
+      <w:pPr>
+        <w:spacing w:line="276" w:lineRule="auto"/>
+        <w:rPr>
+          <w:rFonts w:ascii="Arial" w:hAnsi="Arial" w:cs="Arial"/>
+          <w:sz w:val="24"/>
+          <w:szCs w:val="24"/>
+        </w:rPr>
+      </w:pPr>
+    </w:p>
+    <w:p>
+      <w:pPr>
+        <w:rPr>
+          <w:rFonts w:ascii="Arial" w:hAnsi="Arial" w:cs="Arial"/>
+          <w:sz w:val="24"/>
+          <w:szCs w:val="24"/>
+        </w:rPr>
+      </w:pPr>
+      <w:r>
+        <w:rPr>
+          <w:rFonts w:ascii="Arial" w:hAnsi="Arial" w:cs="Arial"/>
+          <w:sz w:val="24"/>
+          <w:szCs w:val="24"/>
+        </w:rPr>
+        <w:br w:type="page"/>
+      </w:r>
+    </w:p>
+    <w:p>
+      <w:pPr>
+        <w:spacing w:line="276" w:lineRule="auto"/>
+        <w:rPr>
+          <w:rFonts w:ascii="Arial" w:hAnsi="Arial" w:cs="Arial"/>
+          <w:sz w:val="24"/>
+          <w:szCs w:val="24"/>
+        </w:rPr>
+      </w:pPr>
+    </w:p>
+    <w:p>
+      <w:pPr>
+        <w:pStyle w:val="Heading1"/>
+        <w:spacing w:line="276" w:lineRule="auto"/>
+        <w:jc w:val="center"/>
+        <w:rPr>
+          <w:rFonts w:cs="Arial"/>
+          <w:b w:val="0"/>
+          <w:color w:val="auto"/>
+        </w:rPr>
+      </w:pPr>
+      <w:bookmarkStart w:id="24" w:name="_Toc213340178"/>
+      <w:r>
+        <w:rPr>
+          <w:rFonts w:cs="Arial"/>
+          <w:b w:val="0"/>
+          <w:color w:val="auto"/>
+        </w:rPr>
+        <w:t>6</w:t>
+      </w:r>
+      <w:r>
+        <w:rPr>
+          <w:rFonts w:cs="Arial"/>
+          <w:b w:val="0"/>
+          <w:color w:val="auto"/>
+        </w:rPr>
+        <w:t>.- Consulta de estatus</w:t>
+      </w:r>
+      <w:bookmarkEnd w:id="22"/>
+      <w:bookmarkEnd w:id="23"/>
+      <w:bookmarkEnd w:id="24"/>
+    </w:p>
     <w:p/>
     <w:p>
       <w:pPr>
@@ -6657,7 +7540,15 @@
           <w:sz w:val="24"/>
           <w:szCs w:val="24"/>
         </w:rPr>
-        <w:t>5.1.- El estatus actual del cálculo aparece en la columna final “</w:t>
+        <w:t>6</w:t>
+      </w:r>
+      <w:r>
+        <w:rPr>
+          <w:rFonts w:ascii="Arial" w:hAnsi="Arial" w:cs="Arial"/>
+          <w:sz w:val="24"/>
+          <w:szCs w:val="24"/>
+        </w:rPr>
+        <w:t>.1.- El estatus actual del cálculo aparece en la columna final “</w:t>
       </w:r>
       <w:r>
         <w:rPr>
@@ -6731,7 +7622,7 @@
                     <pic:cNvPicPr/>
                   </pic:nvPicPr>
                   <pic:blipFill>
-                    <a:blip r:embed="rId16"/>
+                    <a:blip r:embed="rId19"/>
                     <a:stretch>
                       <a:fillRect/>
                     </a:stretch>
@@ -6856,7 +7747,7 @@
           <w:lang w:val="es-MX" w:eastAsia="es-MX"/>
         </w:rPr>
         <w:drawing>
-          <wp:inline distT="0" distB="0" distL="0" distR="0" wp14:anchorId="0D5408C5" wp14:editId="113C0A6D">
+          <wp:inline distT="0" distB="0" distL="0" distR="0" wp14:anchorId="0D5408C5" wp14:editId="6AC39148">
             <wp:extent cx="5400000" cy="2527088"/>
             <wp:effectExtent l="152400" t="152400" r="340995" b="343535"/>
             <wp:docPr id="182859001" name="Picture 2"/>
@@ -6871,7 +7762,7 @@
                     <pic:cNvPicPr/>
                   </pic:nvPicPr>
                   <pic:blipFill>
-                    <a:blip r:embed="rId17" cstate="print">
+                    <a:blip r:embed="rId20" cstate="print">
                       <a:extLst>
                         <a:ext uri="{28A0092B-C50C-407E-A947-70E740481C1C}">
                           <a14:useLocalDpi xmlns:a14="http://schemas.microsoft.com/office/drawing/2010/main" val="0"/>
@@ -6916,8 +7807,8 @@
       </w:pPr>
     </w:p>
     <w:sectPr>
-      <w:headerReference w:type="default" r:id="rId18"/>
-      <w:footerReference w:type="default" r:id="rId19"/>
+      <w:headerReference w:type="default" r:id="rId21"/>
+      <w:footerReference w:type="default" r:id="rId22"/>
       <w:pgSz w:w="12240" w:h="15840" w:code="1"/>
       <w:pgMar w:top="1417" w:right="1701" w:bottom="1417" w:left="1701" w:header="708" w:footer="708" w:gutter="0"/>
       <w:cols w:space="708"/>
